--- a/1-Algorithm&Flowchart-Soroosh/T2_100_Alg_Mirshekari.docx
+++ b/1-Algorithm&Flowchart-Soroosh/T2_100_Alg_Mirshekari.docx
@@ -15,35 +15,113 @@
       </w:pPr>
       <w:r>
         <w:rPr>
-          <w:rFonts w:cs="B Zar" w:hint="eastAsia"/>
+          <w:rFonts w:cs="B Zar"/>
           <w:b/>
           <w:bCs/>
           <w:i/>
           <w:iCs/>
           <w:rtl/>
         </w:rPr>
-        <w:t>سوال</w:t>
-      </w:r>
-      <w:r>
-        <w:rPr>
-          <w:rFonts w:cs="B Zar"/>
+        <w:t>سوال ۲: مسئله کشف پ</w:t>
+      </w:r>
+      <w:r>
+        <w:rPr>
+          <w:rFonts w:cs="B Zar" w:hint="cs"/>
           <w:b/>
           <w:bCs/>
           <w:i/>
           <w:iCs/>
           <w:rtl/>
         </w:rPr>
-        <w:t xml:space="preserve"> ۲: مسئله چک کردن </w:t>
-      </w:r>
-      <w:r>
-        <w:rPr>
-          <w:rFonts w:cs="B Zar"/>
+        <w:t>ی</w:t>
+      </w:r>
+      <w:r>
+        <w:rPr>
+          <w:rFonts w:cs="B Zar" w:hint="eastAsia"/>
           <w:b/>
           <w:bCs/>
           <w:i/>
           <w:iCs/>
-        </w:rPr>
-        <w:t>Anagram</w:t>
+          <w:rtl/>
+        </w:rPr>
+        <w:t>ام</w:t>
+      </w:r>
+      <w:r>
+        <w:rPr>
+          <w:rFonts w:cs="B Zar"/>
+          <w:b/>
+          <w:bCs/>
+          <w:i/>
+          <w:iCs/>
+          <w:rtl/>
+        </w:rPr>
+        <w:t xml:space="preserve"> مخف</w:t>
+      </w:r>
+      <w:r>
+        <w:rPr>
+          <w:rFonts w:cs="B Zar" w:hint="cs"/>
+          <w:b/>
+          <w:bCs/>
+          <w:i/>
+          <w:iCs/>
+          <w:rtl/>
+        </w:rPr>
+        <w:t>ی</w:t>
+      </w:r>
+      <w:r>
+        <w:rPr>
+          <w:rFonts w:cs="B Zar"/>
+          <w:b/>
+          <w:bCs/>
+          <w:i/>
+          <w:iCs/>
+          <w:rtl/>
+        </w:rPr>
+        <w:t xml:space="preserve"> در عمل</w:t>
+      </w:r>
+      <w:r>
+        <w:rPr>
+          <w:rFonts w:cs="B Zar" w:hint="cs"/>
+          <w:b/>
+          <w:bCs/>
+          <w:i/>
+          <w:iCs/>
+          <w:rtl/>
+        </w:rPr>
+        <w:t>ی</w:t>
+      </w:r>
+      <w:r>
+        <w:rPr>
+          <w:rFonts w:cs="B Zar" w:hint="eastAsia"/>
+          <w:b/>
+          <w:bCs/>
+          <w:i/>
+          <w:iCs/>
+          <w:rtl/>
+        </w:rPr>
+        <w:t>ات</w:t>
+      </w:r>
+      <w:r>
+        <w:rPr>
+          <w:rFonts w:cs="B Zar"/>
+          <w:b/>
+          <w:bCs/>
+          <w:i/>
+          <w:iCs/>
+          <w:rtl/>
+        </w:rPr>
+        <w:t xml:space="preserve"> جاسوس</w:t>
+      </w:r>
+      <w:r>
+        <w:rPr>
+          <w:rFonts w:cs="B Zar" w:hint="cs"/>
+          <w:b/>
+          <w:bCs/>
+          <w:i/>
+          <w:iCs/>
+          <w:rtl/>
+        </w:rPr>
+        <w:t>ی</w:t>
       </w:r>
     </w:p>
     <w:p>
@@ -86,14 +164,245 @@
           <w:rFonts w:cs="B Zar" w:hint="eastAsia"/>
           <w:rtl/>
         </w:rPr>
-        <w:t>دو</w:t>
-      </w:r>
-      <w:r>
-        <w:rPr>
-          <w:rFonts w:cs="B Zar"/>
-          <w:rtl/>
-        </w:rPr>
-        <w:t xml:space="preserve"> رشته به شما داده م</w:t>
+        <w:t>در</w:t>
+      </w:r>
+      <w:r>
+        <w:rPr>
+          <w:rFonts w:cs="B Zar"/>
+          <w:rtl/>
+        </w:rPr>
+        <w:t xml:space="preserve"> </w:t>
+      </w:r>
+      <w:r>
+        <w:rPr>
+          <w:rFonts w:cs="B Zar" w:hint="cs"/>
+          <w:rtl/>
+        </w:rPr>
+        <w:t>ی</w:t>
+      </w:r>
+      <w:r>
+        <w:rPr>
+          <w:rFonts w:cs="B Zar" w:hint="eastAsia"/>
+          <w:rtl/>
+        </w:rPr>
+        <w:t>ک</w:t>
+      </w:r>
+      <w:r>
+        <w:rPr>
+          <w:rFonts w:cs="B Zar"/>
+          <w:rtl/>
+        </w:rPr>
+        <w:t xml:space="preserve"> عمل</w:t>
+      </w:r>
+      <w:r>
+        <w:rPr>
+          <w:rFonts w:cs="B Zar" w:hint="cs"/>
+          <w:rtl/>
+        </w:rPr>
+        <w:t>ی</w:t>
+      </w:r>
+      <w:r>
+        <w:rPr>
+          <w:rFonts w:cs="B Zar" w:hint="eastAsia"/>
+          <w:rtl/>
+        </w:rPr>
+        <w:t>ات</w:t>
+      </w:r>
+      <w:r>
+        <w:rPr>
+          <w:rFonts w:cs="B Zar"/>
+          <w:rtl/>
+        </w:rPr>
+        <w:t xml:space="preserve"> مخف</w:t>
+      </w:r>
+      <w:r>
+        <w:rPr>
+          <w:rFonts w:cs="B Zar" w:hint="cs"/>
+          <w:rtl/>
+        </w:rPr>
+        <w:t>ی</w:t>
+      </w:r>
+      <w:r>
+        <w:rPr>
+          <w:rFonts w:cs="B Zar"/>
+          <w:rtl/>
+        </w:rPr>
+        <w:t xml:space="preserve"> امن</w:t>
+      </w:r>
+      <w:r>
+        <w:rPr>
+          <w:rFonts w:cs="B Zar" w:hint="cs"/>
+          <w:rtl/>
+        </w:rPr>
+        <w:t>ی</w:t>
+      </w:r>
+      <w:r>
+        <w:rPr>
+          <w:rFonts w:cs="B Zar" w:hint="eastAsia"/>
+          <w:rtl/>
+        </w:rPr>
+        <w:t>ت</w:t>
+      </w:r>
+      <w:r>
+        <w:rPr>
+          <w:rFonts w:cs="B Zar" w:hint="cs"/>
+          <w:rtl/>
+        </w:rPr>
+        <w:t>ی</w:t>
+      </w:r>
+      <w:r>
+        <w:rPr>
+          <w:rFonts w:cs="B Zar" w:hint="eastAsia"/>
+          <w:rtl/>
+        </w:rPr>
+        <w:t>،</w:t>
+      </w:r>
+      <w:r>
+        <w:rPr>
+          <w:rFonts w:cs="B Zar"/>
+          <w:rtl/>
+        </w:rPr>
+        <w:t xml:space="preserve"> دو مأمور اطلاعات</w:t>
+      </w:r>
+      <w:r>
+        <w:rPr>
+          <w:rFonts w:cs="B Zar" w:hint="cs"/>
+          <w:rtl/>
+        </w:rPr>
+        <w:t>ی</w:t>
+      </w:r>
+      <w:r>
+        <w:rPr>
+          <w:rFonts w:cs="B Zar"/>
+          <w:rtl/>
+        </w:rPr>
+        <w:t xml:space="preserve"> با</w:t>
+      </w:r>
+      <w:r>
+        <w:rPr>
+          <w:rFonts w:cs="B Zar" w:hint="cs"/>
+          <w:rtl/>
+        </w:rPr>
+        <w:t>ی</w:t>
+      </w:r>
+      <w:r>
+        <w:rPr>
+          <w:rFonts w:cs="B Zar" w:hint="eastAsia"/>
+          <w:rtl/>
+        </w:rPr>
+        <w:t>د</w:t>
+      </w:r>
+      <w:r>
+        <w:rPr>
+          <w:rFonts w:cs="B Zar"/>
+          <w:rtl/>
+        </w:rPr>
+        <w:t xml:space="preserve"> با </w:t>
+      </w:r>
+      <w:r>
+        <w:rPr>
+          <w:rFonts w:cs="B Zar" w:hint="cs"/>
+          <w:rtl/>
+        </w:rPr>
+        <w:t>ی</w:t>
+      </w:r>
+      <w:r>
+        <w:rPr>
+          <w:rFonts w:cs="B Zar" w:hint="eastAsia"/>
+          <w:rtl/>
+        </w:rPr>
+        <w:t>کد</w:t>
+      </w:r>
+      <w:r>
+        <w:rPr>
+          <w:rFonts w:cs="B Zar" w:hint="cs"/>
+          <w:rtl/>
+        </w:rPr>
+        <w:t>ی</w:t>
+      </w:r>
+      <w:r>
+        <w:rPr>
+          <w:rFonts w:cs="B Zar" w:hint="eastAsia"/>
+          <w:rtl/>
+        </w:rPr>
+        <w:t>گر</w:t>
+      </w:r>
+      <w:r>
+        <w:rPr>
+          <w:rFonts w:cs="B Zar"/>
+          <w:rtl/>
+        </w:rPr>
+        <w:t xml:space="preserve"> ارتباط برقرار کنند. آن‌ها از </w:t>
+      </w:r>
+      <w:r>
+        <w:rPr>
+          <w:rFonts w:cs="B Zar" w:hint="cs"/>
+          <w:rtl/>
+        </w:rPr>
+        <w:t>ی</w:t>
+      </w:r>
+      <w:r>
+        <w:rPr>
+          <w:rFonts w:cs="B Zar" w:hint="eastAsia"/>
+          <w:rtl/>
+        </w:rPr>
+        <w:t>ک</w:t>
+      </w:r>
+      <w:r>
+        <w:rPr>
+          <w:rFonts w:cs="B Zar"/>
+          <w:rtl/>
+        </w:rPr>
+        <w:t xml:space="preserve"> س</w:t>
+      </w:r>
+      <w:r>
+        <w:rPr>
+          <w:rFonts w:cs="B Zar" w:hint="cs"/>
+          <w:rtl/>
+        </w:rPr>
+        <w:t>ی</w:t>
+      </w:r>
+      <w:r>
+        <w:rPr>
+          <w:rFonts w:cs="B Zar" w:hint="eastAsia"/>
+          <w:rtl/>
+        </w:rPr>
+        <w:t>ستم</w:t>
+      </w:r>
+      <w:r>
+        <w:rPr>
+          <w:rFonts w:cs="B Zar"/>
+          <w:rtl/>
+        </w:rPr>
+        <w:t xml:space="preserve"> رمزنگار</w:t>
+      </w:r>
+      <w:r>
+        <w:rPr>
+          <w:rFonts w:cs="B Zar" w:hint="cs"/>
+          <w:rtl/>
+        </w:rPr>
+        <w:t>ی</w:t>
+      </w:r>
+      <w:r>
+        <w:rPr>
+          <w:rFonts w:cs="B Zar"/>
+          <w:rtl/>
+        </w:rPr>
+        <w:t xml:space="preserve"> باستان</w:t>
+      </w:r>
+      <w:r>
+        <w:rPr>
+          <w:rFonts w:cs="B Zar" w:hint="cs"/>
+          <w:rtl/>
+        </w:rPr>
+        <w:t>ی</w:t>
+      </w:r>
+      <w:r>
+        <w:rPr>
+          <w:rFonts w:cs="B Zar"/>
+          <w:rtl/>
+        </w:rPr>
+        <w:t xml:space="preserve"> استفاده م</w:t>
       </w:r>
       <w:r>
         <w:rPr>
@@ -107,252 +416,440 @@
           <w:rFonts w:cs="B Zar" w:hint="eastAsia"/>
           <w:rtl/>
         </w:rPr>
-        <w:t>شود</w:t>
-      </w:r>
-      <w:r>
-        <w:rPr>
-          <w:rFonts w:cs="B Zar"/>
-          <w:rtl/>
-        </w:rPr>
-        <w:t>. بررس</w:t>
-      </w:r>
-      <w:r>
-        <w:rPr>
-          <w:rFonts w:cs="B Zar" w:hint="cs"/>
-          <w:rtl/>
-        </w:rPr>
-        <w:t>ی</w:t>
-      </w:r>
-      <w:r>
-        <w:rPr>
-          <w:rFonts w:cs="B Zar"/>
-          <w:rtl/>
-        </w:rPr>
-        <w:t xml:space="preserve"> کن</w:t>
-      </w:r>
-      <w:r>
-        <w:rPr>
-          <w:rFonts w:cs="B Zar" w:hint="cs"/>
-          <w:rtl/>
-        </w:rPr>
-        <w:t>ی</w:t>
-      </w:r>
-      <w:r>
-        <w:rPr>
-          <w:rFonts w:cs="B Zar" w:hint="eastAsia"/>
-          <w:rtl/>
-        </w:rPr>
-        <w:t>د</w:t>
-      </w:r>
-      <w:r>
-        <w:rPr>
-          <w:rFonts w:cs="B Zar"/>
-          <w:rtl/>
-        </w:rPr>
-        <w:t xml:space="preserve"> که آ</w:t>
-      </w:r>
-      <w:r>
-        <w:rPr>
-          <w:rFonts w:cs="B Zar" w:hint="cs"/>
-          <w:rtl/>
-        </w:rPr>
-        <w:t>ی</w:t>
-      </w:r>
-      <w:r>
-        <w:rPr>
-          <w:rFonts w:cs="B Zar" w:hint="eastAsia"/>
-          <w:rtl/>
-        </w:rPr>
-        <w:t>ا</w:t>
-      </w:r>
-      <w:r>
-        <w:rPr>
-          <w:rFonts w:cs="B Zar"/>
-          <w:rtl/>
-        </w:rPr>
-        <w:t xml:space="preserve"> ا</w:t>
-      </w:r>
-      <w:r>
-        <w:rPr>
-          <w:rFonts w:cs="B Zar" w:hint="cs"/>
-          <w:rtl/>
-        </w:rPr>
-        <w:t>ی</w:t>
-      </w:r>
-      <w:r>
-        <w:rPr>
-          <w:rFonts w:cs="B Zar" w:hint="eastAsia"/>
-          <w:rtl/>
-        </w:rPr>
-        <w:t>ن</w:t>
-      </w:r>
-      <w:r>
-        <w:rPr>
-          <w:rFonts w:cs="B Zar"/>
-          <w:rtl/>
-        </w:rPr>
-        <w:t xml:space="preserve"> دو رشته آناگرام </w:t>
-      </w:r>
-      <w:r>
-        <w:rPr>
-          <w:rFonts w:cs="B Zar" w:hint="cs"/>
-          <w:rtl/>
-        </w:rPr>
-        <w:t>ی</w:t>
-      </w:r>
-      <w:r>
-        <w:rPr>
-          <w:rFonts w:cs="B Zar" w:hint="eastAsia"/>
-          <w:rtl/>
-        </w:rPr>
-        <w:t>کد</w:t>
-      </w:r>
-      <w:r>
-        <w:rPr>
-          <w:rFonts w:cs="B Zar" w:hint="cs"/>
-          <w:rtl/>
-        </w:rPr>
-        <w:t>ی</w:t>
-      </w:r>
-      <w:r>
-        <w:rPr>
-          <w:rFonts w:cs="B Zar" w:hint="eastAsia"/>
-          <w:rtl/>
-        </w:rPr>
-        <w:t>گر</w:t>
-      </w:r>
-      <w:r>
-        <w:rPr>
-          <w:rFonts w:cs="B Zar"/>
-          <w:rtl/>
-        </w:rPr>
-        <w:t xml:space="preserve"> هستند </w:t>
-      </w:r>
-      <w:r>
-        <w:rPr>
-          <w:rFonts w:cs="B Zar" w:hint="cs"/>
-          <w:rtl/>
-        </w:rPr>
-        <w:t>ی</w:t>
-      </w:r>
-      <w:r>
-        <w:rPr>
-          <w:rFonts w:cs="B Zar" w:hint="eastAsia"/>
-          <w:rtl/>
-        </w:rPr>
-        <w:t>ا</w:t>
-      </w:r>
-      <w:r>
-        <w:rPr>
-          <w:rFonts w:cs="B Zar"/>
-          <w:rtl/>
-        </w:rPr>
-        <w:t xml:space="preserve"> نه. دو رشته آناگرام هستند اگر شامل کاراکترها</w:t>
-      </w:r>
-      <w:r>
-        <w:rPr>
-          <w:rFonts w:cs="B Zar" w:hint="cs"/>
-          <w:rtl/>
-        </w:rPr>
-        <w:t>ی</w:t>
-      </w:r>
-      <w:r>
-        <w:rPr>
-          <w:rFonts w:cs="B Zar"/>
-          <w:rtl/>
-        </w:rPr>
-        <w:t xml:space="preserve"> </w:t>
-      </w:r>
-      <w:r>
-        <w:rPr>
-          <w:rFonts w:cs="B Zar" w:hint="cs"/>
-          <w:rtl/>
-        </w:rPr>
-        <w:t>ی</w:t>
-      </w:r>
-      <w:r>
-        <w:rPr>
-          <w:rFonts w:cs="B Zar" w:hint="eastAsia"/>
-          <w:rtl/>
-        </w:rPr>
-        <w:t>کسان</w:t>
-      </w:r>
-      <w:r>
-        <w:rPr>
-          <w:rFonts w:cs="B Zar" w:hint="cs"/>
-          <w:rtl/>
-        </w:rPr>
-        <w:t>ی</w:t>
-      </w:r>
-      <w:r>
-        <w:rPr>
-          <w:rFonts w:cs="B Zar"/>
-          <w:rtl/>
-        </w:rPr>
-        <w:t xml:space="preserve"> باشند ول</w:t>
-      </w:r>
-      <w:r>
-        <w:rPr>
-          <w:rFonts w:cs="B Zar" w:hint="cs"/>
-          <w:rtl/>
-        </w:rPr>
-        <w:t>ی</w:t>
-      </w:r>
-      <w:r>
-        <w:rPr>
-          <w:rFonts w:cs="B Zar"/>
-          <w:rtl/>
-        </w:rPr>
-        <w:t xml:space="preserve"> ترت</w:t>
-      </w:r>
-      <w:r>
-        <w:rPr>
-          <w:rFonts w:cs="B Zar" w:hint="cs"/>
-          <w:rtl/>
-        </w:rPr>
-        <w:t>ی</w:t>
-      </w:r>
-      <w:r>
-        <w:rPr>
-          <w:rFonts w:cs="B Zar" w:hint="eastAsia"/>
-          <w:rtl/>
-        </w:rPr>
-        <w:t>ب</w:t>
-      </w:r>
-      <w:r>
-        <w:rPr>
-          <w:rFonts w:cs="B Zar"/>
-          <w:rtl/>
-        </w:rPr>
-        <w:t xml:space="preserve"> آن‌ها متفاوت باشد.</w:t>
+        <w:t>کنند</w:t>
+      </w:r>
+      <w:r>
+        <w:rPr>
+          <w:rFonts w:cs="B Zar"/>
+          <w:rtl/>
+        </w:rPr>
+        <w:t xml:space="preserve"> که بر اساس "کلمات هم‌ر</w:t>
+      </w:r>
+      <w:r>
+        <w:rPr>
+          <w:rFonts w:cs="B Zar" w:hint="cs"/>
+          <w:rtl/>
+        </w:rPr>
+        <w:t>ی</w:t>
+      </w:r>
+      <w:r>
+        <w:rPr>
+          <w:rFonts w:cs="B Zar" w:hint="eastAsia"/>
+          <w:rtl/>
+        </w:rPr>
+        <w:t>خت</w:t>
+      </w:r>
+      <w:r>
+        <w:rPr>
+          <w:rFonts w:cs="B Zar"/>
+          <w:rtl/>
+        </w:rPr>
+        <w:t>"</w:t>
+      </w:r>
+      <w:r>
+        <w:rPr>
+          <w:rFonts w:cs="B Zar"/>
+        </w:rPr>
+        <w:t xml:space="preserve"> (</w:t>
+      </w:r>
+      <w:r>
+        <w:rPr>
+          <w:rFonts w:cs="B Zar"/>
+        </w:rPr>
+        <w:t xml:space="preserve">Anagram) </w:t>
+      </w:r>
+      <w:r>
+        <w:rPr>
+          <w:rFonts w:cs="B Zar"/>
+          <w:rtl/>
+        </w:rPr>
+        <w:t>کار م</w:t>
+      </w:r>
+      <w:r>
+        <w:rPr>
+          <w:rFonts w:cs="B Zar" w:hint="cs"/>
+          <w:rtl/>
+        </w:rPr>
+        <w:t>ی‌</w:t>
+      </w:r>
+      <w:r>
+        <w:rPr>
+          <w:rFonts w:cs="B Zar" w:hint="eastAsia"/>
+          <w:rtl/>
+        </w:rPr>
+        <w:t>کند</w:t>
+      </w:r>
+      <w:r>
+        <w:rPr>
+          <w:rFonts w:cs="B Zar"/>
+          <w:rtl/>
+        </w:rPr>
+        <w:t>.</w:t>
       </w:r>
     </w:p>
     <w:p>
       <w:pPr>
         <w:rPr>
           <w:rFonts w:cs="B Zar"/>
-          <w:b/>
-          <w:bCs/>
           <w:rtl/>
         </w:rPr>
       </w:pPr>
       <w:r>
         <w:rPr>
           <w:rFonts w:cs="B Zar" w:hint="eastAsia"/>
-          <w:b/>
-          <w:bCs/>
-          <w:rtl/>
-        </w:rPr>
-        <w:t>مثال</w:t>
-      </w:r>
-      <w:r>
-        <w:rPr>
-          <w:rFonts w:cs="B Zar"/>
-          <w:b/>
-          <w:bCs/>
-          <w:rtl/>
-        </w:rPr>
-        <w:t>:</w:t>
+          <w:rtl/>
+        </w:rPr>
+        <w:t>هر</w:t>
+      </w:r>
+      <w:r>
+        <w:rPr>
+          <w:rFonts w:cs="B Zar"/>
+          <w:rtl/>
+        </w:rPr>
+        <w:t xml:space="preserve"> پ</w:t>
+      </w:r>
+      <w:r>
+        <w:rPr>
+          <w:rFonts w:cs="B Zar" w:hint="cs"/>
+          <w:rtl/>
+        </w:rPr>
+        <w:t>ی</w:t>
+      </w:r>
+      <w:r>
+        <w:rPr>
+          <w:rFonts w:cs="B Zar" w:hint="eastAsia"/>
+          <w:rtl/>
+        </w:rPr>
+        <w:t>ام</w:t>
+      </w:r>
+      <w:r>
+        <w:rPr>
+          <w:rFonts w:cs="B Zar"/>
+          <w:rtl/>
+        </w:rPr>
+        <w:t xml:space="preserve"> شامل دو بخش است: پ</w:t>
+      </w:r>
+      <w:r>
+        <w:rPr>
+          <w:rFonts w:cs="B Zar" w:hint="cs"/>
+          <w:rtl/>
+        </w:rPr>
+        <w:t>ی</w:t>
+      </w:r>
+      <w:r>
+        <w:rPr>
+          <w:rFonts w:cs="B Zar" w:hint="eastAsia"/>
+          <w:rtl/>
+        </w:rPr>
+        <w:t>ام</w:t>
+      </w:r>
+      <w:r>
+        <w:rPr>
+          <w:rFonts w:cs="B Zar"/>
+          <w:rtl/>
+        </w:rPr>
+        <w:t xml:space="preserve"> اصل</w:t>
+      </w:r>
+      <w:r>
+        <w:rPr>
+          <w:rFonts w:cs="B Zar" w:hint="cs"/>
+          <w:rtl/>
+        </w:rPr>
+        <w:t>ی</w:t>
+      </w:r>
+      <w:r>
+        <w:rPr>
+          <w:rFonts w:cs="B Zar"/>
+          <w:rtl/>
+        </w:rPr>
+        <w:t xml:space="preserve"> و پ</w:t>
+      </w:r>
+      <w:r>
+        <w:rPr>
+          <w:rFonts w:cs="B Zar" w:hint="cs"/>
+          <w:rtl/>
+        </w:rPr>
+        <w:t>ی</w:t>
+      </w:r>
+      <w:r>
+        <w:rPr>
+          <w:rFonts w:cs="B Zar" w:hint="eastAsia"/>
+          <w:rtl/>
+        </w:rPr>
+        <w:t>ام</w:t>
+      </w:r>
+      <w:r>
+        <w:rPr>
+          <w:rFonts w:cs="B Zar"/>
+          <w:rtl/>
+        </w:rPr>
+        <w:t xml:space="preserve"> تأ</w:t>
+      </w:r>
+      <w:r>
+        <w:rPr>
+          <w:rFonts w:cs="B Zar" w:hint="cs"/>
+          <w:rtl/>
+        </w:rPr>
+        <w:t>یی</w:t>
+      </w:r>
+      <w:r>
+        <w:rPr>
+          <w:rFonts w:cs="B Zar" w:hint="eastAsia"/>
+          <w:rtl/>
+        </w:rPr>
+        <w:t>د</w:t>
+      </w:r>
+      <w:r>
+        <w:rPr>
+          <w:rFonts w:cs="B Zar"/>
+          <w:rtl/>
+        </w:rPr>
+        <w:t>. ا</w:t>
+      </w:r>
+      <w:r>
+        <w:rPr>
+          <w:rFonts w:cs="B Zar" w:hint="cs"/>
+          <w:rtl/>
+        </w:rPr>
+        <w:t>ی</w:t>
+      </w:r>
+      <w:r>
+        <w:rPr>
+          <w:rFonts w:cs="B Zar" w:hint="eastAsia"/>
+          <w:rtl/>
+        </w:rPr>
+        <w:t>ن</w:t>
+      </w:r>
+      <w:r>
+        <w:rPr>
+          <w:rFonts w:cs="B Zar"/>
+          <w:rtl/>
+        </w:rPr>
+        <w:t xml:space="preserve"> دو پ</w:t>
+      </w:r>
+      <w:r>
+        <w:rPr>
+          <w:rFonts w:cs="B Zar" w:hint="cs"/>
+          <w:rtl/>
+        </w:rPr>
+        <w:t>ی</w:t>
+      </w:r>
+      <w:r>
+        <w:rPr>
+          <w:rFonts w:cs="B Zar" w:hint="eastAsia"/>
+          <w:rtl/>
+        </w:rPr>
+        <w:t>ام</w:t>
+      </w:r>
+      <w:r>
+        <w:rPr>
+          <w:rFonts w:cs="B Zar"/>
+          <w:rtl/>
+        </w:rPr>
+        <w:t xml:space="preserve"> با</w:t>
+      </w:r>
+      <w:r>
+        <w:rPr>
+          <w:rFonts w:cs="B Zar" w:hint="cs"/>
+          <w:rtl/>
+        </w:rPr>
+        <w:t>ی</w:t>
+      </w:r>
+      <w:r>
+        <w:rPr>
+          <w:rFonts w:cs="B Zar" w:hint="eastAsia"/>
+          <w:rtl/>
+        </w:rPr>
+        <w:t>د</w:t>
+      </w:r>
+      <w:r>
+        <w:rPr>
+          <w:rFonts w:cs="B Zar"/>
+          <w:rtl/>
+        </w:rPr>
+        <w:t xml:space="preserve"> از نظر کاراکترها کاملاً </w:t>
+      </w:r>
+      <w:r>
+        <w:rPr>
+          <w:rFonts w:cs="B Zar" w:hint="cs"/>
+          <w:rtl/>
+        </w:rPr>
+        <w:t>ی</w:t>
+      </w:r>
+      <w:r>
+        <w:rPr>
+          <w:rFonts w:cs="B Zar" w:hint="eastAsia"/>
+          <w:rtl/>
+        </w:rPr>
+        <w:t>کسان</w:t>
+      </w:r>
+      <w:r>
+        <w:rPr>
+          <w:rFonts w:cs="B Zar"/>
+          <w:rtl/>
+        </w:rPr>
+        <w:t xml:space="preserve"> باشند اما ترت</w:t>
+      </w:r>
+      <w:r>
+        <w:rPr>
+          <w:rFonts w:cs="B Zar" w:hint="cs"/>
+          <w:rtl/>
+        </w:rPr>
+        <w:t>ی</w:t>
+      </w:r>
+      <w:r>
+        <w:rPr>
+          <w:rFonts w:cs="B Zar" w:hint="eastAsia"/>
+          <w:rtl/>
+        </w:rPr>
+        <w:t>ب</w:t>
+      </w:r>
+      <w:r>
+        <w:rPr>
+          <w:rFonts w:cs="B Zar"/>
+          <w:rtl/>
+        </w:rPr>
+        <w:t xml:space="preserve"> کاراکترها</w:t>
+      </w:r>
+      <w:r>
+        <w:rPr>
+          <w:rFonts w:cs="B Zar" w:hint="cs"/>
+          <w:rtl/>
+        </w:rPr>
+        <w:t>ی</w:t>
+      </w:r>
+      <w:r>
+        <w:rPr>
+          <w:rFonts w:cs="B Zar"/>
+          <w:rtl/>
+        </w:rPr>
+        <w:t xml:space="preserve"> آن‌ها متفاوت باشد. ا</w:t>
+      </w:r>
+      <w:r>
+        <w:rPr>
+          <w:rFonts w:cs="B Zar" w:hint="cs"/>
+          <w:rtl/>
+        </w:rPr>
+        <w:t>ی</w:t>
+      </w:r>
+      <w:r>
+        <w:rPr>
+          <w:rFonts w:cs="B Zar" w:hint="eastAsia"/>
+          <w:rtl/>
+        </w:rPr>
+        <w:t>ن</w:t>
+      </w:r>
+      <w:r>
+        <w:rPr>
+          <w:rFonts w:cs="B Zar"/>
+          <w:rtl/>
+        </w:rPr>
+        <w:t xml:space="preserve"> روش امن</w:t>
+      </w:r>
+      <w:r>
+        <w:rPr>
+          <w:rFonts w:cs="B Zar" w:hint="cs"/>
+          <w:rtl/>
+        </w:rPr>
+        <w:t>ی</w:t>
+      </w:r>
+      <w:r>
+        <w:rPr>
+          <w:rFonts w:cs="B Zar" w:hint="eastAsia"/>
+          <w:rtl/>
+        </w:rPr>
+        <w:t>ت</w:t>
+      </w:r>
+      <w:r>
+        <w:rPr>
+          <w:rFonts w:cs="B Zar" w:hint="cs"/>
+          <w:rtl/>
+        </w:rPr>
+        <w:t>ی</w:t>
+      </w:r>
+      <w:r>
+        <w:rPr>
+          <w:rFonts w:cs="B Zar"/>
+          <w:rtl/>
+        </w:rPr>
+        <w:t xml:space="preserve"> تضم</w:t>
+      </w:r>
+      <w:r>
+        <w:rPr>
+          <w:rFonts w:cs="B Zar" w:hint="cs"/>
+          <w:rtl/>
+        </w:rPr>
+        <w:t>ی</w:t>
+      </w:r>
+      <w:r>
+        <w:rPr>
+          <w:rFonts w:cs="B Zar" w:hint="eastAsia"/>
+          <w:rtl/>
+        </w:rPr>
+        <w:t>ن</w:t>
+      </w:r>
+      <w:r>
+        <w:rPr>
+          <w:rFonts w:cs="B Zar"/>
+          <w:rtl/>
+        </w:rPr>
+        <w:t xml:space="preserve"> م</w:t>
+      </w:r>
+      <w:r>
+        <w:rPr>
+          <w:rFonts w:cs="B Zar" w:hint="cs"/>
+          <w:rtl/>
+        </w:rPr>
+        <w:t>ی‌</w:t>
+      </w:r>
+      <w:r>
+        <w:rPr>
+          <w:rFonts w:cs="B Zar" w:hint="eastAsia"/>
+          <w:rtl/>
+        </w:rPr>
+        <w:t>کند</w:t>
+      </w:r>
+      <w:r>
+        <w:rPr>
+          <w:rFonts w:cs="B Zar"/>
+          <w:rtl/>
+        </w:rPr>
+        <w:t xml:space="preserve"> که پ</w:t>
+      </w:r>
+      <w:r>
+        <w:rPr>
+          <w:rFonts w:cs="B Zar" w:hint="cs"/>
+          <w:rtl/>
+        </w:rPr>
+        <w:t>ی</w:t>
+      </w:r>
+      <w:r>
+        <w:rPr>
+          <w:rFonts w:cs="B Zar" w:hint="eastAsia"/>
+          <w:rtl/>
+        </w:rPr>
+        <w:t>ام</w:t>
+      </w:r>
+      <w:r>
+        <w:rPr>
+          <w:rFonts w:cs="B Zar"/>
+          <w:rtl/>
+        </w:rPr>
+        <w:t xml:space="preserve"> در طول انتقال دستکار</w:t>
+      </w:r>
+      <w:r>
+        <w:rPr>
+          <w:rFonts w:cs="B Zar" w:hint="cs"/>
+          <w:rtl/>
+        </w:rPr>
+        <w:t>ی</w:t>
+      </w:r>
+      <w:r>
+        <w:rPr>
+          <w:rFonts w:cs="B Zar"/>
+          <w:rtl/>
+        </w:rPr>
+        <w:t xml:space="preserve"> نشده است.</w:t>
       </w:r>
     </w:p>
     <w:p>
@@ -367,77 +864,2310 @@
           <w:rFonts w:cs="B Zar" w:hint="eastAsia"/>
           <w:rtl/>
         </w:rPr>
-        <w:t>ورود</w:t>
-      </w:r>
-      <w:r>
-        <w:rPr>
-          <w:rFonts w:cs="B Zar" w:hint="cs"/>
-          <w:rtl/>
-        </w:rPr>
-        <w:t>ی</w:t>
-      </w:r>
-      <w:r>
-        <w:rPr>
-          <w:rFonts w:cs="B Zar"/>
-          <w:rtl/>
-        </w:rPr>
-        <w:t xml:space="preserve">: </w:t>
-      </w:r>
-      <w:r>
-        <w:rPr>
-          <w:rFonts w:cs="B Zar"/>
-        </w:rPr>
-        <w:t>listen", "silent"</w:t>
-      </w:r>
-      <w:r>
-        <w:rPr>
-          <w:rFonts w:cs="B Zar"/>
-          <w:rtl/>
-        </w:rPr>
-        <w:t>"</w:t>
+        <w:t>سنار</w:t>
+      </w:r>
+      <w:r>
+        <w:rPr>
+          <w:rFonts w:cs="B Zar" w:hint="cs"/>
+          <w:rtl/>
+        </w:rPr>
+        <w:t>ی</w:t>
+      </w:r>
+      <w:r>
+        <w:rPr>
+          <w:rFonts w:cs="B Zar" w:hint="eastAsia"/>
+          <w:rtl/>
+        </w:rPr>
+        <w:t>و</w:t>
+      </w:r>
+      <w:r>
+        <w:rPr>
+          <w:rFonts w:cs="B Zar" w:hint="cs"/>
+          <w:rtl/>
+        </w:rPr>
+        <w:t>ی</w:t>
+      </w:r>
+      <w:r>
+        <w:rPr>
+          <w:rFonts w:cs="B Zar"/>
+          <w:rtl/>
+        </w:rPr>
+        <w:t xml:space="preserve"> بحران</w:t>
+      </w:r>
+      <w:r>
+        <w:rPr>
+          <w:rFonts w:cs="B Zar" w:hint="cs"/>
+          <w:rtl/>
+        </w:rPr>
+        <w:t>ی</w:t>
+      </w:r>
+      <w:r>
+        <w:rPr>
+          <w:rFonts w:cs="B Zar"/>
+          <w:rtl/>
+        </w:rPr>
+        <w:t>:</w:t>
+      </w:r>
+      <w:r>
+        <w:rPr>
+          <w:rFonts w:cs="B Zar" w:hint="cs"/>
+          <w:rtl/>
+        </w:rPr>
+        <w:t xml:space="preserve"> </w:t>
+      </w:r>
+      <w:r>
+        <w:rPr>
+          <w:rFonts w:cs="B Zar" w:hint="eastAsia"/>
+          <w:rtl/>
+        </w:rPr>
+        <w:t>شما</w:t>
+      </w:r>
+      <w:r>
+        <w:rPr>
+          <w:rFonts w:cs="B Zar"/>
+          <w:rtl/>
+        </w:rPr>
+        <w:t xml:space="preserve"> به عنوان </w:t>
+      </w:r>
+      <w:r>
+        <w:rPr>
+          <w:rFonts w:cs="B Zar" w:hint="cs"/>
+          <w:rtl/>
+        </w:rPr>
+        <w:t>ی</w:t>
+      </w:r>
+      <w:r>
+        <w:rPr>
+          <w:rFonts w:cs="B Zar" w:hint="eastAsia"/>
+          <w:rtl/>
+        </w:rPr>
+        <w:t>ک</w:t>
+      </w:r>
+      <w:r>
+        <w:rPr>
+          <w:rFonts w:cs="B Zar"/>
+          <w:rtl/>
+        </w:rPr>
+        <w:t xml:space="preserve"> تحل</w:t>
+      </w:r>
+      <w:r>
+        <w:rPr>
+          <w:rFonts w:cs="B Zar" w:hint="cs"/>
+          <w:rtl/>
+        </w:rPr>
+        <w:t>ی</w:t>
+      </w:r>
+      <w:r>
+        <w:rPr>
+          <w:rFonts w:cs="B Zar" w:hint="eastAsia"/>
+          <w:rtl/>
+        </w:rPr>
+        <w:t>لگر</w:t>
+      </w:r>
+      <w:r>
+        <w:rPr>
+          <w:rFonts w:cs="B Zar"/>
+          <w:rtl/>
+        </w:rPr>
+        <w:t xml:space="preserve"> امن</w:t>
+      </w:r>
+      <w:r>
+        <w:rPr>
+          <w:rFonts w:cs="B Zar" w:hint="cs"/>
+          <w:rtl/>
+        </w:rPr>
+        <w:t>ی</w:t>
+      </w:r>
+      <w:r>
+        <w:rPr>
+          <w:rFonts w:cs="B Zar" w:hint="eastAsia"/>
+          <w:rtl/>
+        </w:rPr>
+        <w:t>ت</w:t>
+      </w:r>
+      <w:r>
+        <w:rPr>
+          <w:rFonts w:cs="B Zar" w:hint="cs"/>
+          <w:rtl/>
+        </w:rPr>
+        <w:t>ی</w:t>
+      </w:r>
+      <w:r>
+        <w:rPr>
+          <w:rFonts w:cs="B Zar" w:hint="eastAsia"/>
+          <w:rtl/>
+        </w:rPr>
+        <w:t>،</w:t>
+      </w:r>
+      <w:r>
+        <w:rPr>
+          <w:rFonts w:cs="B Zar"/>
+          <w:rtl/>
+        </w:rPr>
+        <w:t xml:space="preserve"> مسئول بررس</w:t>
+      </w:r>
+      <w:r>
+        <w:rPr>
+          <w:rFonts w:cs="B Zar" w:hint="cs"/>
+          <w:rtl/>
+        </w:rPr>
+        <w:t>ی</w:t>
+      </w:r>
+      <w:r>
+        <w:rPr>
+          <w:rFonts w:cs="B Zar"/>
+          <w:rtl/>
+        </w:rPr>
+        <w:t xml:space="preserve"> صحت پ</w:t>
+      </w:r>
+      <w:r>
+        <w:rPr>
+          <w:rFonts w:cs="B Zar" w:hint="cs"/>
+          <w:rtl/>
+        </w:rPr>
+        <w:t>ی</w:t>
+      </w:r>
+      <w:r>
+        <w:rPr>
+          <w:rFonts w:cs="B Zar" w:hint="eastAsia"/>
+          <w:rtl/>
+        </w:rPr>
+        <w:t>ام‌ها</w:t>
+      </w:r>
+      <w:r>
+        <w:rPr>
+          <w:rFonts w:cs="B Zar" w:hint="cs"/>
+          <w:rtl/>
+        </w:rPr>
+        <w:t>ی</w:t>
+      </w:r>
+      <w:r>
+        <w:rPr>
+          <w:rFonts w:cs="B Zar"/>
+          <w:rtl/>
+        </w:rPr>
+        <w:t xml:space="preserve"> مخابره شده ب</w:t>
+      </w:r>
+      <w:r>
+        <w:rPr>
+          <w:rFonts w:cs="B Zar" w:hint="cs"/>
+          <w:rtl/>
+        </w:rPr>
+        <w:t>ی</w:t>
+      </w:r>
+      <w:r>
+        <w:rPr>
+          <w:rFonts w:cs="B Zar" w:hint="eastAsia"/>
+          <w:rtl/>
+        </w:rPr>
+        <w:t>ن</w:t>
+      </w:r>
+      <w:r>
+        <w:rPr>
+          <w:rFonts w:cs="B Zar"/>
+          <w:rtl/>
+        </w:rPr>
+        <w:t xml:space="preserve"> دو مأمور هست</w:t>
+      </w:r>
+      <w:r>
+        <w:rPr>
+          <w:rFonts w:cs="B Zar" w:hint="cs"/>
+          <w:rtl/>
+        </w:rPr>
+        <w:t>ی</w:t>
+      </w:r>
+      <w:r>
+        <w:rPr>
+          <w:rFonts w:cs="B Zar" w:hint="eastAsia"/>
+          <w:rtl/>
+        </w:rPr>
+        <w:t>د</w:t>
+      </w:r>
+      <w:r>
+        <w:rPr>
+          <w:rFonts w:cs="B Zar"/>
+          <w:rtl/>
+        </w:rPr>
+        <w:t>. اگر پ</w:t>
+      </w:r>
+      <w:r>
+        <w:rPr>
+          <w:rFonts w:cs="B Zar" w:hint="cs"/>
+          <w:rtl/>
+        </w:rPr>
+        <w:t>ی</w:t>
+      </w:r>
+      <w:r>
+        <w:rPr>
+          <w:rFonts w:cs="B Zar" w:hint="eastAsia"/>
+          <w:rtl/>
+        </w:rPr>
+        <w:t>ام‌ها</w:t>
+      </w:r>
+      <w:r>
+        <w:rPr>
+          <w:rFonts w:cs="B Zar"/>
+          <w:rtl/>
+        </w:rPr>
+        <w:t xml:space="preserve"> با </w:t>
+      </w:r>
+      <w:r>
+        <w:rPr>
+          <w:rFonts w:cs="B Zar" w:hint="cs"/>
+          <w:rtl/>
+        </w:rPr>
+        <w:t>ی</w:t>
+      </w:r>
+      <w:r>
+        <w:rPr>
+          <w:rFonts w:cs="B Zar" w:hint="eastAsia"/>
+          <w:rtl/>
+        </w:rPr>
+        <w:t>کد</w:t>
+      </w:r>
+      <w:r>
+        <w:rPr>
+          <w:rFonts w:cs="B Zar" w:hint="cs"/>
+          <w:rtl/>
+        </w:rPr>
+        <w:t>ی</w:t>
+      </w:r>
+      <w:r>
+        <w:rPr>
+          <w:rFonts w:cs="B Zar" w:hint="eastAsia"/>
+          <w:rtl/>
+        </w:rPr>
+        <w:t>گر</w:t>
+      </w:r>
+      <w:r>
+        <w:rPr>
+          <w:rFonts w:cs="B Zar"/>
+          <w:rtl/>
+        </w:rPr>
+        <w:t xml:space="preserve"> هم‌ر</w:t>
+      </w:r>
+      <w:r>
+        <w:rPr>
+          <w:rFonts w:cs="B Zar" w:hint="cs"/>
+          <w:rtl/>
+        </w:rPr>
+        <w:t>ی</w:t>
+      </w:r>
+      <w:r>
+        <w:rPr>
+          <w:rFonts w:cs="B Zar" w:hint="eastAsia"/>
+          <w:rtl/>
+        </w:rPr>
+        <w:t>خت</w:t>
+      </w:r>
+      <w:r>
+        <w:rPr>
+          <w:rFonts w:cs="B Zar"/>
+          <w:rtl/>
+        </w:rPr>
+        <w:t xml:space="preserve"> نباشند، به ا</w:t>
+      </w:r>
+      <w:r>
+        <w:rPr>
+          <w:rFonts w:cs="B Zar" w:hint="cs"/>
+          <w:rtl/>
+        </w:rPr>
+        <w:t>ی</w:t>
+      </w:r>
+      <w:r>
+        <w:rPr>
+          <w:rFonts w:cs="B Zar" w:hint="eastAsia"/>
+          <w:rtl/>
+        </w:rPr>
+        <w:t>ن</w:t>
+      </w:r>
+      <w:r>
+        <w:rPr>
+          <w:rFonts w:cs="B Zar"/>
+          <w:rtl/>
+        </w:rPr>
+        <w:t xml:space="preserve"> معن</w:t>
+      </w:r>
+      <w:r>
+        <w:rPr>
+          <w:rFonts w:cs="B Zar" w:hint="cs"/>
+          <w:rtl/>
+        </w:rPr>
+        <w:t>ی</w:t>
+      </w:r>
+      <w:r>
+        <w:rPr>
+          <w:rFonts w:cs="B Zar"/>
+          <w:rtl/>
+        </w:rPr>
+        <w:t xml:space="preserve"> است که:</w:t>
+      </w:r>
+      <w:r>
+        <w:rPr>
+          <w:rFonts w:cs="B Zar" w:hint="cs"/>
+          <w:rtl/>
+        </w:rPr>
+        <w:t xml:space="preserve"> </w:t>
+      </w:r>
+      <w:r>
+        <w:rPr>
+          <w:rFonts w:cs="B Zar" w:hint="eastAsia"/>
+          <w:rtl/>
+        </w:rPr>
+        <w:t>پ</w:t>
+      </w:r>
+      <w:r>
+        <w:rPr>
+          <w:rFonts w:cs="B Zar" w:hint="cs"/>
+          <w:rtl/>
+        </w:rPr>
+        <w:t>ی</w:t>
+      </w:r>
+      <w:r>
+        <w:rPr>
+          <w:rFonts w:cs="B Zar" w:hint="eastAsia"/>
+          <w:rtl/>
+        </w:rPr>
+        <w:t>ام</w:t>
+      </w:r>
+      <w:r>
+        <w:rPr>
+          <w:rFonts w:cs="B Zar"/>
+          <w:rtl/>
+        </w:rPr>
+        <w:t xml:space="preserve"> توسط دشمن دستکار</w:t>
+      </w:r>
+      <w:r>
+        <w:rPr>
+          <w:rFonts w:cs="B Zar" w:hint="cs"/>
+          <w:rtl/>
+        </w:rPr>
+        <w:t>ی</w:t>
+      </w:r>
+      <w:r>
+        <w:rPr>
+          <w:rFonts w:cs="B Zar"/>
+          <w:rtl/>
+        </w:rPr>
+        <w:t xml:space="preserve"> شده است</w:t>
+      </w:r>
+      <w:r>
+        <w:rPr>
+          <w:rFonts w:cs="B Zar" w:hint="cs"/>
+          <w:rtl/>
+        </w:rPr>
+        <w:t xml:space="preserve">، </w:t>
+      </w:r>
+      <w:r>
+        <w:rPr>
+          <w:rFonts w:cs="B Zar" w:hint="eastAsia"/>
+          <w:rtl/>
+        </w:rPr>
+        <w:t>ممکن</w:t>
+      </w:r>
+      <w:r>
+        <w:rPr>
+          <w:rFonts w:cs="B Zar"/>
+          <w:rtl/>
+        </w:rPr>
+        <w:t xml:space="preserve"> است عمل</w:t>
+      </w:r>
+      <w:r>
+        <w:rPr>
+          <w:rFonts w:cs="B Zar" w:hint="cs"/>
+          <w:rtl/>
+        </w:rPr>
+        <w:t>ی</w:t>
+      </w:r>
+      <w:r>
+        <w:rPr>
+          <w:rFonts w:cs="B Zar" w:hint="eastAsia"/>
+          <w:rtl/>
+        </w:rPr>
+        <w:t>ات</w:t>
+      </w:r>
+      <w:r>
+        <w:rPr>
+          <w:rFonts w:cs="B Zar"/>
+          <w:rtl/>
+        </w:rPr>
+        <w:t xml:space="preserve"> به خطر ب</w:t>
+      </w:r>
+      <w:r>
+        <w:rPr>
+          <w:rFonts w:cs="B Zar" w:hint="cs"/>
+          <w:rtl/>
+        </w:rPr>
+        <w:t>ی</w:t>
+      </w:r>
+      <w:r>
+        <w:rPr>
+          <w:rFonts w:cs="B Zar" w:hint="eastAsia"/>
+          <w:rtl/>
+        </w:rPr>
+        <w:t>فتد</w:t>
+      </w:r>
+      <w:r>
+        <w:rPr>
+          <w:rFonts w:cs="B Zar" w:hint="cs"/>
+          <w:rtl/>
+        </w:rPr>
+        <w:t xml:space="preserve"> و </w:t>
+      </w:r>
+      <w:r>
+        <w:rPr>
+          <w:rFonts w:cs="B Zar" w:hint="eastAsia"/>
+          <w:rtl/>
+        </w:rPr>
+        <w:t>جان</w:t>
+      </w:r>
+      <w:r>
+        <w:rPr>
+          <w:rFonts w:cs="B Zar"/>
+          <w:rtl/>
+        </w:rPr>
+        <w:t xml:space="preserve"> مأموران در خطر است</w:t>
+      </w:r>
+      <w:r>
+        <w:rPr>
+          <w:rFonts w:cs="B Zar" w:hint="cs"/>
+          <w:rtl/>
+        </w:rPr>
+        <w:t>.</w:t>
       </w:r>
     </w:p>
     <w:p>
       <w:pPr>
-        <w:pBdr>
-          <w:bottom w:val="single" w:sz="6" w:space="1" w:color="auto"/>
-        </w:pBdr>
-        <w:rPr>
-          <w:rFonts w:cs="B Zar"/>
+        <w:rPr>
+          <w:rFonts w:cs="B Zar"/>
+          <w:i/>
+          <w:iCs/>
+          <w:u w:val="single"/>
           <w:rtl/>
         </w:rPr>
       </w:pPr>
       <w:r>
         <w:rPr>
           <w:rFonts w:cs="B Zar" w:hint="eastAsia"/>
-          <w:rtl/>
-        </w:rPr>
-        <w:t>خروج</w:t>
-      </w:r>
-      <w:r>
-        <w:rPr>
-          <w:rFonts w:cs="B Zar" w:hint="cs"/>
-          <w:rtl/>
-        </w:rPr>
-        <w:t>ی</w:t>
-      </w:r>
-      <w:r>
-        <w:rPr>
-          <w:rFonts w:cs="B Zar"/>
-          <w:rtl/>
-        </w:rPr>
-        <w:t xml:space="preserve">: </w:t>
-      </w:r>
-      <w:r>
-        <w:rPr>
-          <w:rFonts w:cs="B Zar"/>
-        </w:rPr>
-        <w:t>true</w:t>
+          <w:i/>
+          <w:iCs/>
+          <w:u w:val="single"/>
+          <w:rtl/>
+        </w:rPr>
+        <w:t>الگور</w:t>
+      </w:r>
+      <w:r>
+        <w:rPr>
+          <w:rFonts w:cs="B Zar" w:hint="cs"/>
+          <w:i/>
+          <w:iCs/>
+          <w:u w:val="single"/>
+          <w:rtl/>
+        </w:rPr>
+        <w:t>ی</w:t>
+      </w:r>
+      <w:r>
+        <w:rPr>
+          <w:rFonts w:cs="B Zar" w:hint="eastAsia"/>
+          <w:i/>
+          <w:iCs/>
+          <w:u w:val="single"/>
+          <w:rtl/>
+        </w:rPr>
+        <w:t>تم</w:t>
+      </w:r>
+      <w:r>
+        <w:rPr>
+          <w:rFonts w:cs="B Zar"/>
+          <w:i/>
+          <w:iCs/>
+          <w:u w:val="single"/>
+          <w:rtl/>
+        </w:rPr>
+        <w:t xml:space="preserve"> رمزنگار</w:t>
+      </w:r>
+      <w:r>
+        <w:rPr>
+          <w:rFonts w:cs="B Zar" w:hint="cs"/>
+          <w:i/>
+          <w:iCs/>
+          <w:u w:val="single"/>
+          <w:rtl/>
+        </w:rPr>
+        <w:t>ی</w:t>
+      </w:r>
+      <w:r>
+        <w:rPr>
+          <w:rFonts w:cs="B Zar"/>
+          <w:i/>
+          <w:iCs/>
+          <w:u w:val="single"/>
+          <w:rtl/>
+        </w:rPr>
+        <w:t>:</w:t>
       </w:r>
     </w:p>
     <w:p>
+      <w:pPr>
+        <w:pStyle w:val="ListParagraph"/>
+        <w:numPr>
+          <w:ilvl w:val="0"/>
+          <w:numId w:val="1"/>
+        </w:numPr>
+        <w:rPr>
+          <w:rFonts w:cs="B Zar"/>
+          <w:rtl/>
+        </w:rPr>
+      </w:pPr>
+      <w:r>
+        <w:rPr>
+          <w:rFonts w:cs="B Zar" w:hint="eastAsia"/>
+          <w:rtl/>
+        </w:rPr>
+        <w:t>پ</w:t>
+      </w:r>
+      <w:r>
+        <w:rPr>
+          <w:rFonts w:cs="B Zar" w:hint="cs"/>
+          <w:rtl/>
+        </w:rPr>
+        <w:t>ی</w:t>
+      </w:r>
+      <w:r>
+        <w:rPr>
+          <w:rFonts w:cs="B Zar" w:hint="eastAsia"/>
+          <w:rtl/>
+        </w:rPr>
+        <w:t>ام</w:t>
+      </w:r>
+      <w:r>
+        <w:rPr>
+          <w:rFonts w:cs="B Zar"/>
+          <w:rtl/>
+        </w:rPr>
+        <w:t xml:space="preserve"> اصل</w:t>
+      </w:r>
+      <w:r>
+        <w:rPr>
+          <w:rFonts w:cs="B Zar" w:hint="cs"/>
+          <w:rtl/>
+        </w:rPr>
+        <w:t>ی</w:t>
+      </w:r>
+      <w:r>
+        <w:rPr>
+          <w:rFonts w:cs="B Zar"/>
+          <w:rtl/>
+        </w:rPr>
+        <w:t xml:space="preserve"> و پ</w:t>
+      </w:r>
+      <w:r>
+        <w:rPr>
+          <w:rFonts w:cs="B Zar" w:hint="cs"/>
+          <w:rtl/>
+        </w:rPr>
+        <w:t>ی</w:t>
+      </w:r>
+      <w:r>
+        <w:rPr>
+          <w:rFonts w:cs="B Zar" w:hint="eastAsia"/>
+          <w:rtl/>
+        </w:rPr>
+        <w:t>ام</w:t>
+      </w:r>
+      <w:r>
+        <w:rPr>
+          <w:rFonts w:cs="B Zar"/>
+          <w:rtl/>
+        </w:rPr>
+        <w:t xml:space="preserve"> تأ</w:t>
+      </w:r>
+      <w:r>
+        <w:rPr>
+          <w:rFonts w:cs="B Zar" w:hint="cs"/>
+          <w:rtl/>
+        </w:rPr>
+        <w:t>یی</w:t>
+      </w:r>
+      <w:r>
+        <w:rPr>
+          <w:rFonts w:cs="B Zar" w:hint="eastAsia"/>
+          <w:rtl/>
+        </w:rPr>
+        <w:t>د</w:t>
+      </w:r>
+      <w:r>
+        <w:rPr>
+          <w:rFonts w:cs="B Zar"/>
+          <w:rtl/>
+        </w:rPr>
+        <w:t xml:space="preserve"> با</w:t>
+      </w:r>
+      <w:r>
+        <w:rPr>
+          <w:rFonts w:cs="B Zar" w:hint="cs"/>
+          <w:rtl/>
+        </w:rPr>
+        <w:t>ی</w:t>
+      </w:r>
+      <w:r>
+        <w:rPr>
+          <w:rFonts w:cs="B Zar" w:hint="eastAsia"/>
+          <w:rtl/>
+        </w:rPr>
+        <w:t>د</w:t>
+      </w:r>
+      <w:r>
+        <w:rPr>
+          <w:rFonts w:cs="B Zar"/>
+          <w:rtl/>
+        </w:rPr>
+        <w:t xml:space="preserve"> دارا</w:t>
+      </w:r>
+      <w:r>
+        <w:rPr>
+          <w:rFonts w:cs="B Zar" w:hint="cs"/>
+          <w:rtl/>
+        </w:rPr>
+        <w:t>ی</w:t>
+      </w:r>
+      <w:r>
+        <w:rPr>
+          <w:rFonts w:cs="B Zar"/>
+          <w:rtl/>
+        </w:rPr>
+        <w:t xml:space="preserve"> کاراکترها</w:t>
+      </w:r>
+      <w:r>
+        <w:rPr>
+          <w:rFonts w:cs="B Zar" w:hint="cs"/>
+          <w:rtl/>
+        </w:rPr>
+        <w:t>ی</w:t>
+      </w:r>
+      <w:r>
+        <w:rPr>
+          <w:rFonts w:cs="B Zar"/>
+          <w:rtl/>
+        </w:rPr>
+        <w:t xml:space="preserve"> </w:t>
+      </w:r>
+      <w:r>
+        <w:rPr>
+          <w:rFonts w:cs="B Zar" w:hint="cs"/>
+          <w:rtl/>
+        </w:rPr>
+        <w:t>ی</w:t>
+      </w:r>
+      <w:r>
+        <w:rPr>
+          <w:rFonts w:cs="B Zar" w:hint="eastAsia"/>
+          <w:rtl/>
+        </w:rPr>
+        <w:t>کسان</w:t>
+      </w:r>
+      <w:r>
+        <w:rPr>
+          <w:rFonts w:cs="B Zar"/>
+          <w:rtl/>
+        </w:rPr>
+        <w:t xml:space="preserve"> باشند</w:t>
+      </w:r>
+      <w:r>
+        <w:rPr>
+          <w:rFonts w:cs="B Zar" w:hint="cs"/>
+          <w:rtl/>
+        </w:rPr>
+        <w:t>.</w:t>
+      </w:r>
+    </w:p>
+    <w:p>
+      <w:pPr>
+        <w:pStyle w:val="ListParagraph"/>
+        <w:numPr>
+          <w:ilvl w:val="0"/>
+          <w:numId w:val="1"/>
+        </w:numPr>
+        <w:rPr>
+          <w:rFonts w:cs="B Zar"/>
+          <w:rtl/>
+        </w:rPr>
+      </w:pPr>
+      <w:r>
+        <w:rPr>
+          <w:rFonts w:cs="B Zar" w:hint="eastAsia"/>
+          <w:rtl/>
+        </w:rPr>
+        <w:t>ترت</w:t>
+      </w:r>
+      <w:r>
+        <w:rPr>
+          <w:rFonts w:cs="B Zar" w:hint="cs"/>
+          <w:rtl/>
+        </w:rPr>
+        <w:t>ی</w:t>
+      </w:r>
+      <w:r>
+        <w:rPr>
+          <w:rFonts w:cs="B Zar" w:hint="eastAsia"/>
+          <w:rtl/>
+        </w:rPr>
+        <w:t>ب</w:t>
+      </w:r>
+      <w:r>
+        <w:rPr>
+          <w:rFonts w:cs="B Zar"/>
+          <w:rtl/>
+        </w:rPr>
+        <w:t xml:space="preserve"> کاراکترها با</w:t>
+      </w:r>
+      <w:r>
+        <w:rPr>
+          <w:rFonts w:cs="B Zar" w:hint="cs"/>
+          <w:rtl/>
+        </w:rPr>
+        <w:t>ی</w:t>
+      </w:r>
+      <w:r>
+        <w:rPr>
+          <w:rFonts w:cs="B Zar" w:hint="eastAsia"/>
+          <w:rtl/>
+        </w:rPr>
+        <w:t>د</w:t>
+      </w:r>
+      <w:r>
+        <w:rPr>
+          <w:rFonts w:cs="B Zar"/>
+          <w:rtl/>
+        </w:rPr>
+        <w:t xml:space="preserve"> متفاوت باشد</w:t>
+      </w:r>
+      <w:r>
+        <w:rPr>
+          <w:rFonts w:cs="B Zar" w:hint="cs"/>
+          <w:rtl/>
+        </w:rPr>
+        <w:t>.</w:t>
+      </w:r>
+    </w:p>
+    <w:p>
+      <w:pPr>
+        <w:pStyle w:val="ListParagraph"/>
+        <w:numPr>
+          <w:ilvl w:val="0"/>
+          <w:numId w:val="1"/>
+        </w:numPr>
+        <w:rPr>
+          <w:rFonts w:cs="B Zar"/>
+          <w:rtl/>
+        </w:rPr>
+      </w:pPr>
+      <w:r>
+        <w:rPr>
+          <w:rFonts w:cs="B Zar" w:hint="eastAsia"/>
+          <w:rtl/>
+        </w:rPr>
+        <w:t>تعداد</w:t>
+      </w:r>
+      <w:r>
+        <w:rPr>
+          <w:rFonts w:cs="B Zar"/>
+          <w:rtl/>
+        </w:rPr>
+        <w:t xml:space="preserve"> تکرار هر کاراکتر در هر دو پ</w:t>
+      </w:r>
+      <w:r>
+        <w:rPr>
+          <w:rFonts w:cs="B Zar" w:hint="cs"/>
+          <w:rtl/>
+        </w:rPr>
+        <w:t>ی</w:t>
+      </w:r>
+      <w:r>
+        <w:rPr>
+          <w:rFonts w:cs="B Zar" w:hint="eastAsia"/>
+          <w:rtl/>
+        </w:rPr>
+        <w:t>ام</w:t>
+      </w:r>
+      <w:r>
+        <w:rPr>
+          <w:rFonts w:cs="B Zar"/>
+          <w:rtl/>
+        </w:rPr>
+        <w:t xml:space="preserve"> با</w:t>
+      </w:r>
+      <w:r>
+        <w:rPr>
+          <w:rFonts w:cs="B Zar" w:hint="cs"/>
+          <w:rtl/>
+        </w:rPr>
+        <w:t>ی</w:t>
+      </w:r>
+      <w:r>
+        <w:rPr>
+          <w:rFonts w:cs="B Zar" w:hint="eastAsia"/>
+          <w:rtl/>
+        </w:rPr>
+        <w:t>د</w:t>
+      </w:r>
+      <w:r>
+        <w:rPr>
+          <w:rFonts w:cs="B Zar"/>
+          <w:rtl/>
+        </w:rPr>
+        <w:t xml:space="preserve"> برابر باشد</w:t>
+      </w:r>
+      <w:r>
+        <w:rPr>
+          <w:rFonts w:cs="B Zar" w:hint="cs"/>
+          <w:rtl/>
+        </w:rPr>
+        <w:t>.</w:t>
+      </w:r>
+    </w:p>
+    <w:p>
+      <w:pPr>
+        <w:pStyle w:val="ListParagraph"/>
+        <w:numPr>
+          <w:ilvl w:val="0"/>
+          <w:numId w:val="1"/>
+        </w:numPr>
+        <w:rPr>
+          <w:rFonts w:cs="B Zar"/>
+          <w:rtl/>
+        </w:rPr>
+      </w:pPr>
+      <w:r>
+        <w:rPr>
+          <w:rFonts w:cs="B Zar" w:hint="eastAsia"/>
+          <w:rtl/>
+        </w:rPr>
+        <w:t>فاصله‌ها</w:t>
+      </w:r>
+      <w:r>
+        <w:rPr>
+          <w:rFonts w:cs="B Zar"/>
+          <w:rtl/>
+        </w:rPr>
+        <w:t xml:space="preserve"> و علائم نگارش</w:t>
+      </w:r>
+      <w:r>
+        <w:rPr>
+          <w:rFonts w:cs="B Zar" w:hint="cs"/>
+          <w:rtl/>
+        </w:rPr>
+        <w:t>ی</w:t>
+      </w:r>
+      <w:r>
+        <w:rPr>
+          <w:rFonts w:cs="B Zar"/>
+          <w:rtl/>
+        </w:rPr>
+        <w:t xml:space="preserve"> در نظر گرفته نم</w:t>
+      </w:r>
+      <w:r>
+        <w:rPr>
+          <w:rFonts w:cs="B Zar" w:hint="cs"/>
+          <w:rtl/>
+        </w:rPr>
+        <w:t>ی‌</w:t>
+      </w:r>
+      <w:r>
+        <w:rPr>
+          <w:rFonts w:cs="B Zar" w:hint="eastAsia"/>
+          <w:rtl/>
+        </w:rPr>
+        <w:t>شوند</w:t>
+      </w:r>
+      <w:r>
+        <w:rPr>
+          <w:rFonts w:cs="B Zar" w:hint="cs"/>
+          <w:rtl/>
+        </w:rPr>
+        <w:t>.</w:t>
+      </w:r>
+    </w:p>
+    <w:p>
+      <w:pPr>
+        <w:rPr>
+          <w:rFonts w:cs="B Zar" w:hint="cs"/>
+          <w:rtl/>
+        </w:rPr>
+      </w:pPr>
+      <w:r>
+        <w:rPr>
+          <w:rFonts w:cs="B Zar" w:hint="eastAsia"/>
+          <w:rtl/>
+        </w:rPr>
+        <w:t>مثال</w:t>
+      </w:r>
+      <w:r>
+        <w:rPr>
+          <w:rFonts w:cs="B Zar"/>
+          <w:rtl/>
+        </w:rPr>
+        <w:t xml:space="preserve"> عمل</w:t>
+      </w:r>
+      <w:r>
+        <w:rPr>
+          <w:rFonts w:cs="B Zar" w:hint="cs"/>
+          <w:rtl/>
+        </w:rPr>
+        <w:t>ی</w:t>
+      </w:r>
+      <w:r>
+        <w:rPr>
+          <w:rFonts w:cs="B Zar"/>
+          <w:rtl/>
+        </w:rPr>
+        <w:t>:</w:t>
+      </w:r>
+    </w:p>
+    <w:p>
+      <w:pPr>
+        <w:rPr>
+          <w:rFonts w:cs="B Zar"/>
+          <w:rtl/>
+        </w:rPr>
+      </w:pPr>
+      <w:r>
+        <w:rPr>
+          <w:rFonts w:cs="B Zar" w:hint="eastAsia"/>
+          <w:rtl/>
+        </w:rPr>
+        <w:t>مأمور</w:t>
+      </w:r>
+      <w:r>
+        <w:rPr>
+          <w:rFonts w:cs="B Zar"/>
+          <w:rtl/>
+        </w:rPr>
+        <w:t xml:space="preserve"> </w:t>
+      </w:r>
+      <w:r>
+        <w:rPr>
+          <w:rFonts w:cs="B Zar"/>
+        </w:rPr>
+        <w:t>A</w:t>
+      </w:r>
+      <w:r>
+        <w:rPr>
+          <w:rFonts w:cs="B Zar"/>
+          <w:rtl/>
+        </w:rPr>
+        <w:t xml:space="preserve"> پ</w:t>
+      </w:r>
+      <w:r>
+        <w:rPr>
+          <w:rFonts w:cs="B Zar" w:hint="cs"/>
+          <w:rtl/>
+        </w:rPr>
+        <w:t>ی</w:t>
+      </w:r>
+      <w:r>
+        <w:rPr>
+          <w:rFonts w:cs="B Zar" w:hint="eastAsia"/>
+          <w:rtl/>
+        </w:rPr>
+        <w:t>ام</w:t>
+      </w:r>
+      <w:r>
+        <w:rPr>
+          <w:rFonts w:cs="B Zar"/>
+          <w:rtl/>
+        </w:rPr>
+        <w:t xml:space="preserve"> </w:t>
+      </w:r>
+      <w:r>
+        <w:rPr>
+          <w:rFonts w:cs="B Zar"/>
+        </w:rPr>
+        <w:t xml:space="preserve"> "</w:t>
+      </w:r>
+      <w:r>
+        <w:rPr>
+          <w:rFonts w:cs="B Zar"/>
+        </w:rPr>
+        <w:t xml:space="preserve">listen" </w:t>
+      </w:r>
+      <w:r>
+        <w:rPr>
+          <w:rFonts w:cs="B Zar"/>
+          <w:rtl/>
+        </w:rPr>
+        <w:t>را ارسال م</w:t>
+      </w:r>
+      <w:r>
+        <w:rPr>
+          <w:rFonts w:cs="B Zar" w:hint="cs"/>
+          <w:rtl/>
+        </w:rPr>
+        <w:t>ی‌</w:t>
+      </w:r>
+      <w:r>
+        <w:rPr>
+          <w:rFonts w:cs="B Zar" w:hint="eastAsia"/>
+          <w:rtl/>
+        </w:rPr>
+        <w:t>کند</w:t>
+      </w:r>
+      <w:r>
+        <w:rPr>
+          <w:rFonts w:cs="B Zar"/>
+          <w:rtl/>
+        </w:rPr>
+        <w:t>.</w:t>
+      </w:r>
+    </w:p>
+    <w:p>
+      <w:pPr>
+        <w:rPr>
+          <w:rFonts w:cs="B Zar"/>
+          <w:rtl/>
+        </w:rPr>
+      </w:pPr>
+      <w:r>
+        <w:rPr>
+          <w:rFonts w:cs="B Zar" w:hint="eastAsia"/>
+          <w:rtl/>
+        </w:rPr>
+        <w:t>مأمور</w:t>
+      </w:r>
+      <w:r>
+        <w:rPr>
+          <w:rFonts w:cs="B Zar"/>
+          <w:rtl/>
+        </w:rPr>
+        <w:t xml:space="preserve"> </w:t>
+      </w:r>
+      <w:r>
+        <w:rPr>
+          <w:rFonts w:cs="B Zar"/>
+        </w:rPr>
+        <w:t>B</w:t>
+      </w:r>
+      <w:r>
+        <w:rPr>
+          <w:rFonts w:cs="B Zar"/>
+          <w:rtl/>
+        </w:rPr>
+        <w:t xml:space="preserve"> پ</w:t>
+      </w:r>
+      <w:r>
+        <w:rPr>
+          <w:rFonts w:cs="B Zar" w:hint="cs"/>
+          <w:rtl/>
+        </w:rPr>
+        <w:t>ی</w:t>
+      </w:r>
+      <w:r>
+        <w:rPr>
+          <w:rFonts w:cs="B Zar" w:hint="eastAsia"/>
+          <w:rtl/>
+        </w:rPr>
+        <w:t>ام</w:t>
+      </w:r>
+      <w:r>
+        <w:rPr>
+          <w:rFonts w:cs="B Zar"/>
+          <w:rtl/>
+        </w:rPr>
+        <w:t xml:space="preserve"> تأ</w:t>
+      </w:r>
+      <w:r>
+        <w:rPr>
+          <w:rFonts w:cs="B Zar" w:hint="cs"/>
+          <w:rtl/>
+        </w:rPr>
+        <w:t>یی</w:t>
+      </w:r>
+      <w:r>
+        <w:rPr>
+          <w:rFonts w:cs="B Zar" w:hint="eastAsia"/>
+          <w:rtl/>
+        </w:rPr>
+        <w:t>د</w:t>
+      </w:r>
+      <w:r>
+        <w:rPr>
+          <w:rFonts w:cs="B Zar"/>
+          <w:rtl/>
+        </w:rPr>
+        <w:t xml:space="preserve"> </w:t>
+      </w:r>
+      <w:r>
+        <w:rPr>
+          <w:rFonts w:cs="B Zar"/>
+        </w:rPr>
+        <w:t xml:space="preserve"> "</w:t>
+      </w:r>
+      <w:r>
+        <w:rPr>
+          <w:rFonts w:cs="B Zar"/>
+        </w:rPr>
+        <w:t xml:space="preserve">silent" </w:t>
+      </w:r>
+      <w:r>
+        <w:rPr>
+          <w:rFonts w:cs="B Zar"/>
+          <w:rtl/>
+        </w:rPr>
+        <w:t>را بازم</w:t>
+      </w:r>
+      <w:r>
+        <w:rPr>
+          <w:rFonts w:cs="B Zar" w:hint="cs"/>
+          <w:rtl/>
+        </w:rPr>
+        <w:t>ی‌</w:t>
+      </w:r>
+      <w:r>
+        <w:rPr>
+          <w:rFonts w:cs="B Zar" w:hint="eastAsia"/>
+          <w:rtl/>
+        </w:rPr>
+        <w:t>گرداند</w:t>
+      </w:r>
+      <w:r>
+        <w:rPr>
+          <w:rFonts w:cs="B Zar"/>
+          <w:rtl/>
+        </w:rPr>
+        <w:t>.</w:t>
+      </w:r>
+    </w:p>
+    <w:p>
+      <w:pPr>
+        <w:rPr>
+          <w:rFonts w:cs="B Zar"/>
+          <w:rtl/>
+        </w:rPr>
+      </w:pPr>
+      <w:r>
+        <w:rPr>
+          <w:rFonts w:cs="B Zar" w:hint="eastAsia"/>
+          <w:rtl/>
+        </w:rPr>
+        <w:t>ورود</w:t>
+      </w:r>
+      <w:r>
+        <w:rPr>
+          <w:rFonts w:cs="B Zar" w:hint="cs"/>
+          <w:rtl/>
+        </w:rPr>
+        <w:t>ی</w:t>
+      </w:r>
+      <w:r>
+        <w:rPr>
+          <w:rFonts w:cs="B Zar"/>
+          <w:rtl/>
+        </w:rPr>
+        <w:t xml:space="preserve"> بحران</w:t>
+      </w:r>
+      <w:r>
+        <w:rPr>
+          <w:rFonts w:cs="B Zar" w:hint="cs"/>
+          <w:rtl/>
+        </w:rPr>
+        <w:t>ی</w:t>
+      </w:r>
+      <w:r>
+        <w:rPr>
+          <w:rFonts w:cs="B Zar"/>
+          <w:rtl/>
+        </w:rPr>
+        <w:t>:</w:t>
+      </w:r>
+    </w:p>
+    <w:p>
+      <w:pPr>
+        <w:rPr>
+          <w:rFonts w:cs="B Zar"/>
+          <w:rtl/>
+        </w:rPr>
+      </w:pPr>
+      <w:r>
+        <w:rPr>
+          <w:rFonts w:cs="B Zar" w:hint="eastAsia"/>
+          <w:rtl/>
+        </w:rPr>
+        <w:t>پ</w:t>
+      </w:r>
+      <w:r>
+        <w:rPr>
+          <w:rFonts w:cs="B Zar" w:hint="cs"/>
+          <w:rtl/>
+        </w:rPr>
+        <w:t>ی</w:t>
+      </w:r>
+      <w:r>
+        <w:rPr>
+          <w:rFonts w:cs="B Zar" w:hint="eastAsia"/>
+          <w:rtl/>
+        </w:rPr>
+        <w:t>ام</w:t>
+      </w:r>
+      <w:r>
+        <w:rPr>
+          <w:rFonts w:cs="B Zar"/>
+          <w:rtl/>
+        </w:rPr>
+        <w:t xml:space="preserve"> اول: </w:t>
+      </w:r>
+      <w:r>
+        <w:rPr>
+          <w:rFonts w:cs="B Zar"/>
+        </w:rPr>
+        <w:t>"</w:t>
+      </w:r>
+      <w:r>
+        <w:rPr>
+          <w:rFonts w:cs="B Zar"/>
+        </w:rPr>
+        <w:t>listen"</w:t>
+      </w:r>
+    </w:p>
+    <w:p>
+      <w:pPr>
+        <w:rPr>
+          <w:rFonts w:cs="B Zar"/>
+          <w:rtl/>
+        </w:rPr>
+      </w:pPr>
+      <w:r>
+        <w:rPr>
+          <w:rFonts w:cs="B Zar" w:hint="eastAsia"/>
+          <w:rtl/>
+        </w:rPr>
+        <w:t>پ</w:t>
+      </w:r>
+      <w:r>
+        <w:rPr>
+          <w:rFonts w:cs="B Zar" w:hint="cs"/>
+          <w:rtl/>
+        </w:rPr>
+        <w:t>ی</w:t>
+      </w:r>
+      <w:r>
+        <w:rPr>
+          <w:rFonts w:cs="B Zar" w:hint="eastAsia"/>
+          <w:rtl/>
+        </w:rPr>
+        <w:t>ام</w:t>
+      </w:r>
+      <w:r>
+        <w:rPr>
+          <w:rFonts w:cs="B Zar"/>
+          <w:rtl/>
+        </w:rPr>
+        <w:t xml:space="preserve"> دوم: </w:t>
+      </w:r>
+      <w:r>
+        <w:rPr>
+          <w:rFonts w:cs="B Zar"/>
+        </w:rPr>
+        <w:t>"</w:t>
+      </w:r>
+      <w:r>
+        <w:rPr>
+          <w:rFonts w:cs="B Zar"/>
+        </w:rPr>
+        <w:t>silent"</w:t>
+      </w:r>
+    </w:p>
+    <w:p>
+      <w:pPr>
+        <w:rPr>
+          <w:rFonts w:cs="B Zar" w:hint="cs"/>
+          <w:rtl/>
+        </w:rPr>
+      </w:pPr>
+      <w:r>
+        <w:rPr>
+          <w:rFonts w:cs="B Zar" w:hint="eastAsia"/>
+          <w:rtl/>
+        </w:rPr>
+        <w:t>خروج</w:t>
+      </w:r>
+      <w:r>
+        <w:rPr>
+          <w:rFonts w:cs="B Zar" w:hint="cs"/>
+          <w:rtl/>
+        </w:rPr>
+        <w:t>ی</w:t>
+      </w:r>
+      <w:r>
+        <w:rPr>
+          <w:rFonts w:cs="B Zar"/>
+          <w:rtl/>
+        </w:rPr>
+        <w:t xml:space="preserve"> مورد انتظار:</w:t>
+      </w:r>
+      <w:r>
+        <w:rPr>
+          <w:rFonts w:cs="B Zar"/>
+        </w:rPr>
+        <w:t xml:space="preserve"> </w:t>
+      </w:r>
+      <w:r>
+        <w:rPr>
+          <w:rFonts w:cs="B Zar"/>
+        </w:rPr>
+        <w:t>true</w:t>
+      </w:r>
+      <w:r>
+        <w:rPr>
+          <w:rFonts w:cs="B Zar"/>
+        </w:rPr>
+        <w:t xml:space="preserve"> </w:t>
+      </w:r>
+      <w:r>
+        <w:rPr>
+          <w:rFonts w:cs="B Zar"/>
+          <w:rtl/>
+        </w:rPr>
+        <w:t xml:space="preserve"> </w:t>
+      </w:r>
+      <w:r>
+        <w:rPr>
+          <w:rFonts w:cs="B Zar"/>
+          <w:rtl/>
+        </w:rPr>
+        <w:t>(پ</w:t>
+      </w:r>
+      <w:r>
+        <w:rPr>
+          <w:rFonts w:cs="B Zar" w:hint="cs"/>
+          <w:rtl/>
+        </w:rPr>
+        <w:t>ی</w:t>
+      </w:r>
+      <w:r>
+        <w:rPr>
+          <w:rFonts w:cs="B Zar" w:hint="eastAsia"/>
+          <w:rtl/>
+        </w:rPr>
+        <w:t>ام‌ها</w:t>
+      </w:r>
+      <w:r>
+        <w:rPr>
+          <w:rFonts w:cs="B Zar"/>
+          <w:rtl/>
+        </w:rPr>
+        <w:t xml:space="preserve"> معتبر هستند - عمل</w:t>
+      </w:r>
+      <w:r>
+        <w:rPr>
+          <w:rFonts w:cs="B Zar" w:hint="cs"/>
+          <w:rtl/>
+        </w:rPr>
+        <w:t>ی</w:t>
+      </w:r>
+      <w:r>
+        <w:rPr>
+          <w:rFonts w:cs="B Zar" w:hint="eastAsia"/>
+          <w:rtl/>
+        </w:rPr>
+        <w:t>ات</w:t>
+      </w:r>
+      <w:r>
+        <w:rPr>
+          <w:rFonts w:cs="B Zar"/>
+          <w:rtl/>
+        </w:rPr>
+        <w:t xml:space="preserve"> م</w:t>
+      </w:r>
+      <w:r>
+        <w:rPr>
+          <w:rFonts w:cs="B Zar" w:hint="cs"/>
+          <w:rtl/>
+        </w:rPr>
+        <w:t>ی‌</w:t>
+      </w:r>
+      <w:r>
+        <w:rPr>
+          <w:rFonts w:cs="B Zar" w:hint="eastAsia"/>
+          <w:rtl/>
+        </w:rPr>
+        <w:t>تواند</w:t>
+      </w:r>
+      <w:r>
+        <w:rPr>
+          <w:rFonts w:cs="B Zar"/>
+          <w:rtl/>
+        </w:rPr>
+        <w:t xml:space="preserve"> ادامه </w:t>
+      </w:r>
+      <w:r>
+        <w:rPr>
+          <w:rFonts w:cs="B Zar" w:hint="cs"/>
+          <w:rtl/>
+        </w:rPr>
+        <w:t>ی</w:t>
+      </w:r>
+      <w:r>
+        <w:rPr>
+          <w:rFonts w:cs="B Zar" w:hint="eastAsia"/>
+          <w:rtl/>
+        </w:rPr>
+        <w:t>ابد</w:t>
+      </w:r>
+      <w:r>
+        <w:rPr>
+          <w:rFonts w:cs="B Zar"/>
+          <w:rtl/>
+        </w:rPr>
+        <w:t>)</w:t>
+      </w:r>
+    </w:p>
+    <w:p>
+      <w:pPr>
+        <w:rPr>
+          <w:rFonts w:cs="B Zar"/>
+          <w:rtl/>
+        </w:rPr>
+      </w:pPr>
+      <w:r>
+        <w:rPr>
+          <w:rFonts w:cs="B Zar" w:hint="eastAsia"/>
+          <w:rtl/>
+        </w:rPr>
+        <w:t>موارد</w:t>
+      </w:r>
+      <w:r>
+        <w:rPr>
+          <w:rFonts w:cs="B Zar"/>
+          <w:rtl/>
+        </w:rPr>
+        <w:t xml:space="preserve"> خطرناک:</w:t>
+      </w:r>
+      <w:r>
+        <w:rPr>
+          <w:rFonts w:cs="B Zar" w:hint="cs"/>
+          <w:rtl/>
+        </w:rPr>
+        <w:t xml:space="preserve"> </w:t>
+      </w:r>
+      <w:r>
+        <w:rPr>
+          <w:rFonts w:cs="B Zar" w:hint="eastAsia"/>
+          <w:rtl/>
+        </w:rPr>
+        <w:t>اگر</w:t>
+      </w:r>
+      <w:r>
+        <w:rPr>
+          <w:rFonts w:cs="B Zar"/>
+          <w:rtl/>
+        </w:rPr>
+        <w:t xml:space="preserve"> پ</w:t>
+      </w:r>
+      <w:r>
+        <w:rPr>
+          <w:rFonts w:cs="B Zar" w:hint="cs"/>
+          <w:rtl/>
+        </w:rPr>
+        <w:t>ی</w:t>
+      </w:r>
+      <w:r>
+        <w:rPr>
+          <w:rFonts w:cs="B Zar" w:hint="eastAsia"/>
+          <w:rtl/>
+        </w:rPr>
+        <w:t>ام‌ها</w:t>
+      </w:r>
+      <w:r>
+        <w:rPr>
+          <w:rFonts w:cs="B Zar"/>
+          <w:rtl/>
+        </w:rPr>
+        <w:t xml:space="preserve"> طول متفاوت داشته باشند</w:t>
+      </w:r>
+      <w:r>
+        <w:rPr>
+          <w:rFonts w:cs="B Zar" w:hint="cs"/>
+          <w:rtl/>
+        </w:rPr>
+        <w:t xml:space="preserve">، </w:t>
+      </w:r>
+      <w:r>
+        <w:rPr>
+          <w:rFonts w:cs="B Zar" w:hint="eastAsia"/>
+          <w:rtl/>
+        </w:rPr>
+        <w:t>اگر</w:t>
+      </w:r>
+      <w:r>
+        <w:rPr>
+          <w:rFonts w:cs="B Zar"/>
+          <w:rtl/>
+        </w:rPr>
+        <w:t xml:space="preserve"> کاراکتر</w:t>
+      </w:r>
+      <w:r>
+        <w:rPr>
+          <w:rFonts w:cs="B Zar" w:hint="cs"/>
+          <w:rtl/>
+        </w:rPr>
+        <w:t>ی</w:t>
+      </w:r>
+      <w:r>
+        <w:rPr>
+          <w:rFonts w:cs="B Zar"/>
+          <w:rtl/>
+        </w:rPr>
+        <w:t xml:space="preserve"> در </w:t>
+      </w:r>
+      <w:r>
+        <w:rPr>
+          <w:rFonts w:cs="B Zar" w:hint="cs"/>
+          <w:rtl/>
+        </w:rPr>
+        <w:t>ی</w:t>
+      </w:r>
+      <w:r>
+        <w:rPr>
+          <w:rFonts w:cs="B Zar" w:hint="eastAsia"/>
+          <w:rtl/>
+        </w:rPr>
+        <w:t>ک</w:t>
+      </w:r>
+      <w:r>
+        <w:rPr>
+          <w:rFonts w:cs="B Zar"/>
+          <w:rtl/>
+        </w:rPr>
+        <w:t xml:space="preserve"> پ</w:t>
+      </w:r>
+      <w:r>
+        <w:rPr>
+          <w:rFonts w:cs="B Zar" w:hint="cs"/>
+          <w:rtl/>
+        </w:rPr>
+        <w:t>ی</w:t>
+      </w:r>
+      <w:r>
+        <w:rPr>
+          <w:rFonts w:cs="B Zar" w:hint="eastAsia"/>
+          <w:rtl/>
+        </w:rPr>
+        <w:t>ام</w:t>
+      </w:r>
+      <w:r>
+        <w:rPr>
+          <w:rFonts w:cs="B Zar"/>
+          <w:rtl/>
+        </w:rPr>
+        <w:t xml:space="preserve"> موجود باشد و در د</w:t>
+      </w:r>
+      <w:r>
+        <w:rPr>
+          <w:rFonts w:cs="B Zar" w:hint="cs"/>
+          <w:rtl/>
+        </w:rPr>
+        <w:t>ی</w:t>
+      </w:r>
+      <w:r>
+        <w:rPr>
+          <w:rFonts w:cs="B Zar" w:hint="eastAsia"/>
+          <w:rtl/>
+        </w:rPr>
+        <w:t>گر</w:t>
+      </w:r>
+      <w:r>
+        <w:rPr>
+          <w:rFonts w:cs="B Zar" w:hint="cs"/>
+          <w:rtl/>
+        </w:rPr>
+        <w:t>ی</w:t>
+      </w:r>
+      <w:r>
+        <w:rPr>
+          <w:rFonts w:cs="B Zar"/>
+          <w:rtl/>
+        </w:rPr>
+        <w:t xml:space="preserve"> نباشد</w:t>
+      </w:r>
+      <w:r>
+        <w:rPr>
+          <w:rFonts w:cs="B Zar" w:hint="cs"/>
+          <w:rtl/>
+        </w:rPr>
+        <w:t xml:space="preserve">و </w:t>
+      </w:r>
+      <w:r>
+        <w:rPr>
+          <w:rFonts w:cs="B Zar" w:hint="eastAsia"/>
+          <w:rtl/>
+        </w:rPr>
+        <w:t>اگر</w:t>
+      </w:r>
+      <w:r>
+        <w:rPr>
+          <w:rFonts w:cs="B Zar"/>
+          <w:rtl/>
+        </w:rPr>
+        <w:t xml:space="preserve"> تعداد تکرار کاراکتر</w:t>
+      </w:r>
+      <w:r>
+        <w:rPr>
+          <w:rFonts w:cs="B Zar" w:hint="cs"/>
+          <w:rtl/>
+        </w:rPr>
+        <w:t>ی</w:t>
+      </w:r>
+      <w:r>
+        <w:rPr>
+          <w:rFonts w:cs="B Zar"/>
+          <w:rtl/>
+        </w:rPr>
+        <w:t xml:space="preserve"> در دو پ</w:t>
+      </w:r>
+      <w:r>
+        <w:rPr>
+          <w:rFonts w:cs="B Zar" w:hint="cs"/>
+          <w:rtl/>
+        </w:rPr>
+        <w:t>ی</w:t>
+      </w:r>
+      <w:r>
+        <w:rPr>
+          <w:rFonts w:cs="B Zar" w:hint="eastAsia"/>
+          <w:rtl/>
+        </w:rPr>
+        <w:t>ام</w:t>
+      </w:r>
+      <w:r>
+        <w:rPr>
+          <w:rFonts w:cs="B Zar"/>
+          <w:rtl/>
+        </w:rPr>
+        <w:t xml:space="preserve"> متفاوت باشد</w:t>
+      </w:r>
+      <w:r>
+        <w:rPr>
+          <w:rFonts w:cs="B Zar" w:hint="cs"/>
+          <w:rtl/>
+        </w:rPr>
+        <w:t>.</w:t>
+      </w:r>
+    </w:p>
+    <w:p>
+      <w:pPr>
+        <w:rPr>
+          <w:rFonts w:cs="B Zar"/>
+          <w:rtl/>
+        </w:rPr>
+      </w:pPr>
+      <w:r>
+        <w:rPr>
+          <w:rFonts w:cs="B Zar" w:hint="eastAsia"/>
+          <w:rtl/>
+        </w:rPr>
+        <w:t>پ</w:t>
+      </w:r>
+      <w:r>
+        <w:rPr>
+          <w:rFonts w:cs="B Zar" w:hint="cs"/>
+          <w:rtl/>
+        </w:rPr>
+        <w:t>ی</w:t>
+      </w:r>
+      <w:r>
+        <w:rPr>
+          <w:rFonts w:cs="B Zar" w:hint="eastAsia"/>
+          <w:rtl/>
+        </w:rPr>
+        <w:t>چ</w:t>
+      </w:r>
+      <w:r>
+        <w:rPr>
+          <w:rFonts w:cs="B Zar" w:hint="cs"/>
+          <w:rtl/>
+        </w:rPr>
+        <w:t>ی</w:t>
+      </w:r>
+      <w:r>
+        <w:rPr>
+          <w:rFonts w:cs="B Zar" w:hint="eastAsia"/>
+          <w:rtl/>
+        </w:rPr>
+        <w:t>دگ</w:t>
+      </w:r>
+      <w:r>
+        <w:rPr>
+          <w:rFonts w:cs="B Zar" w:hint="cs"/>
+          <w:rtl/>
+        </w:rPr>
+        <w:t>ی</w:t>
+      </w:r>
+      <w:r>
+        <w:rPr>
+          <w:rFonts w:cs="B Zar"/>
+          <w:rtl/>
+        </w:rPr>
+        <w:t xml:space="preserve"> عمل</w:t>
+      </w:r>
+      <w:r>
+        <w:rPr>
+          <w:rFonts w:cs="B Zar" w:hint="cs"/>
+          <w:rtl/>
+        </w:rPr>
+        <w:t>ی</w:t>
+      </w:r>
+      <w:r>
+        <w:rPr>
+          <w:rFonts w:cs="B Zar" w:hint="eastAsia"/>
+          <w:rtl/>
+        </w:rPr>
+        <w:t>ات</w:t>
+      </w:r>
+      <w:r>
+        <w:rPr>
+          <w:rFonts w:cs="B Zar" w:hint="cs"/>
+          <w:rtl/>
+        </w:rPr>
+        <w:t>ی</w:t>
+      </w:r>
+      <w:r>
+        <w:rPr>
+          <w:rFonts w:cs="B Zar"/>
+          <w:rtl/>
+        </w:rPr>
+        <w:t>:</w:t>
+      </w:r>
+      <w:r>
+        <w:rPr>
+          <w:rFonts w:cs="B Zar" w:hint="cs"/>
+          <w:rtl/>
+        </w:rPr>
+        <w:t xml:space="preserve"> </w:t>
+      </w:r>
+      <w:r>
+        <w:rPr>
+          <w:rFonts w:cs="B Zar" w:hint="eastAsia"/>
+          <w:rtl/>
+        </w:rPr>
+        <w:t>س</w:t>
+      </w:r>
+      <w:r>
+        <w:rPr>
+          <w:rFonts w:cs="B Zar" w:hint="cs"/>
+          <w:rtl/>
+        </w:rPr>
+        <w:t>ی</w:t>
+      </w:r>
+      <w:r>
+        <w:rPr>
+          <w:rFonts w:cs="B Zar" w:hint="eastAsia"/>
+          <w:rtl/>
+        </w:rPr>
+        <w:t>ستم</w:t>
+      </w:r>
+      <w:r>
+        <w:rPr>
+          <w:rFonts w:cs="B Zar"/>
+          <w:rtl/>
+        </w:rPr>
+        <w:t xml:space="preserve"> با</w:t>
+      </w:r>
+      <w:r>
+        <w:rPr>
+          <w:rFonts w:cs="B Zar" w:hint="cs"/>
+          <w:rtl/>
+        </w:rPr>
+        <w:t>ی</w:t>
+      </w:r>
+      <w:r>
+        <w:rPr>
+          <w:rFonts w:cs="B Zar" w:hint="eastAsia"/>
+          <w:rtl/>
+        </w:rPr>
+        <w:t>د</w:t>
+      </w:r>
+      <w:r>
+        <w:rPr>
+          <w:rFonts w:cs="B Zar"/>
+          <w:rtl/>
+        </w:rPr>
+        <w:t xml:space="preserve"> در زمان واقع</w:t>
+      </w:r>
+      <w:r>
+        <w:rPr>
+          <w:rFonts w:cs="B Zar" w:hint="cs"/>
+          <w:rtl/>
+        </w:rPr>
+        <w:t>ی</w:t>
+      </w:r>
+      <w:r>
+        <w:rPr>
+          <w:rFonts w:cs="B Zar"/>
+          <w:rtl/>
+        </w:rPr>
+        <w:t xml:space="preserve"> کار کند</w:t>
+      </w:r>
+      <w:r>
+        <w:rPr>
+          <w:rFonts w:cs="B Zar" w:hint="cs"/>
+          <w:rtl/>
+        </w:rPr>
+        <w:t xml:space="preserve">، </w:t>
+      </w:r>
+      <w:r>
+        <w:rPr>
+          <w:rFonts w:cs="B Zar" w:hint="eastAsia"/>
+          <w:rtl/>
+        </w:rPr>
+        <w:t>پ</w:t>
+      </w:r>
+      <w:r>
+        <w:rPr>
+          <w:rFonts w:cs="B Zar" w:hint="cs"/>
+          <w:rtl/>
+        </w:rPr>
+        <w:t>ی</w:t>
+      </w:r>
+      <w:r>
+        <w:rPr>
+          <w:rFonts w:cs="B Zar" w:hint="eastAsia"/>
+          <w:rtl/>
+        </w:rPr>
+        <w:t>ام‌ها</w:t>
+      </w:r>
+      <w:r>
+        <w:rPr>
+          <w:rFonts w:cs="B Zar"/>
+          <w:rtl/>
+        </w:rPr>
+        <w:t xml:space="preserve"> م</w:t>
+      </w:r>
+      <w:r>
+        <w:rPr>
+          <w:rFonts w:cs="B Zar" w:hint="cs"/>
+          <w:rtl/>
+        </w:rPr>
+        <w:t>ی‌</w:t>
+      </w:r>
+      <w:r>
+        <w:rPr>
+          <w:rFonts w:cs="B Zar" w:hint="eastAsia"/>
+          <w:rtl/>
+        </w:rPr>
+        <w:t>توانند</w:t>
+      </w:r>
+      <w:r>
+        <w:rPr>
+          <w:rFonts w:cs="B Zar"/>
+          <w:rtl/>
+        </w:rPr>
+        <w:t xml:space="preserve"> تا 10000 کاراکتر طول داشته باشند</w:t>
+      </w:r>
+      <w:r>
+        <w:rPr>
+          <w:rFonts w:cs="B Zar" w:hint="cs"/>
+          <w:rtl/>
+        </w:rPr>
+        <w:t xml:space="preserve">و در نهایت اینکه </w:t>
+      </w:r>
+      <w:r>
+        <w:rPr>
+          <w:rFonts w:cs="B Zar" w:hint="eastAsia"/>
+          <w:rtl/>
+        </w:rPr>
+        <w:t>دقت</w:t>
+      </w:r>
+      <w:r>
+        <w:rPr>
+          <w:rFonts w:cs="B Zar"/>
+          <w:rtl/>
+        </w:rPr>
+        <w:t xml:space="preserve"> 100% ضرور</w:t>
+      </w:r>
+      <w:r>
+        <w:rPr>
+          <w:rFonts w:cs="B Zar" w:hint="cs"/>
+          <w:rtl/>
+        </w:rPr>
+        <w:t>ی</w:t>
+      </w:r>
+      <w:r>
+        <w:rPr>
+          <w:rFonts w:cs="B Zar"/>
+          <w:rtl/>
+        </w:rPr>
+        <w:t xml:space="preserve"> است - حت</w:t>
+      </w:r>
+      <w:r>
+        <w:rPr>
+          <w:rFonts w:cs="B Zar" w:hint="cs"/>
+          <w:rtl/>
+        </w:rPr>
+        <w:t>ی</w:t>
+      </w:r>
+      <w:r>
+        <w:rPr>
+          <w:rFonts w:cs="B Zar"/>
+          <w:rtl/>
+        </w:rPr>
+        <w:t xml:space="preserve"> </w:t>
+      </w:r>
+      <w:r>
+        <w:rPr>
+          <w:rFonts w:cs="B Zar" w:hint="cs"/>
+          <w:rtl/>
+        </w:rPr>
+        <w:t>ی</w:t>
+      </w:r>
+      <w:r>
+        <w:rPr>
+          <w:rFonts w:cs="B Zar" w:hint="eastAsia"/>
+          <w:rtl/>
+        </w:rPr>
+        <w:t>ک</w:t>
+      </w:r>
+      <w:r>
+        <w:rPr>
+          <w:rFonts w:cs="B Zar"/>
+          <w:rtl/>
+        </w:rPr>
+        <w:t xml:space="preserve"> خطا</w:t>
+      </w:r>
+      <w:r>
+        <w:rPr>
+          <w:rFonts w:cs="B Zar" w:hint="cs"/>
+          <w:rtl/>
+        </w:rPr>
+        <w:t>ی</w:t>
+      </w:r>
+      <w:r>
+        <w:rPr>
+          <w:rFonts w:cs="B Zar"/>
+          <w:rtl/>
+        </w:rPr>
+        <w:t xml:space="preserve"> کوچک م</w:t>
+      </w:r>
+      <w:r>
+        <w:rPr>
+          <w:rFonts w:cs="B Zar" w:hint="cs"/>
+          <w:rtl/>
+        </w:rPr>
+        <w:t>ی‌</w:t>
+      </w:r>
+      <w:r>
+        <w:rPr>
+          <w:rFonts w:cs="B Zar" w:hint="eastAsia"/>
+          <w:rtl/>
+        </w:rPr>
+        <w:t>تواند</w:t>
+      </w:r>
+      <w:r>
+        <w:rPr>
+          <w:rFonts w:cs="B Zar"/>
+          <w:rtl/>
+        </w:rPr>
+        <w:t xml:space="preserve"> فاجعه‌بار باشد</w:t>
+      </w:r>
+      <w:r>
+        <w:rPr>
+          <w:rFonts w:cs="B Zar" w:hint="cs"/>
+          <w:rtl/>
+        </w:rPr>
+        <w:t>.</w:t>
+      </w:r>
+    </w:p>
+    <w:p>
+      <w:pPr>
+        <w:rPr>
+          <w:rFonts w:cs="B Zar"/>
+          <w:i/>
+          <w:iCs/>
+          <w:u w:val="single"/>
+          <w:rtl/>
+        </w:rPr>
+      </w:pPr>
+      <w:r>
+        <w:rPr>
+          <w:rFonts w:cs="B Zar" w:hint="eastAsia"/>
+          <w:i/>
+          <w:iCs/>
+          <w:u w:val="single"/>
+          <w:rtl/>
+        </w:rPr>
+        <w:t>مامور</w:t>
+      </w:r>
+      <w:r>
+        <w:rPr>
+          <w:rFonts w:cs="B Zar" w:hint="cs"/>
+          <w:i/>
+          <w:iCs/>
+          <w:u w:val="single"/>
+          <w:rtl/>
+        </w:rPr>
+        <w:t>ی</w:t>
+      </w:r>
+      <w:r>
+        <w:rPr>
+          <w:rFonts w:cs="B Zar" w:hint="eastAsia"/>
+          <w:i/>
+          <w:iCs/>
+          <w:u w:val="single"/>
+          <w:rtl/>
+        </w:rPr>
+        <w:t>ت</w:t>
+      </w:r>
+      <w:r>
+        <w:rPr>
+          <w:rFonts w:cs="B Zar"/>
+          <w:i/>
+          <w:iCs/>
+          <w:u w:val="single"/>
+          <w:rtl/>
+        </w:rPr>
+        <w:t xml:space="preserve"> شما:</w:t>
+      </w:r>
       <w:bookmarkStart w:id="0" w:name="_GoBack"/>
       <w:bookmarkEnd w:id="0"/>
+    </w:p>
+    <w:p>
+      <w:r>
+        <w:rPr>
+          <w:rFonts w:cs="B Zar" w:hint="eastAsia"/>
+          <w:rtl/>
+        </w:rPr>
+        <w:t>الگور</w:t>
+      </w:r>
+      <w:r>
+        <w:rPr>
+          <w:rFonts w:cs="B Zar" w:hint="cs"/>
+          <w:rtl/>
+        </w:rPr>
+        <w:t>ی</w:t>
+      </w:r>
+      <w:r>
+        <w:rPr>
+          <w:rFonts w:cs="B Zar" w:hint="eastAsia"/>
+          <w:rtl/>
+        </w:rPr>
+        <w:t>تم</w:t>
+      </w:r>
+      <w:r>
+        <w:rPr>
+          <w:rFonts w:cs="B Zar" w:hint="cs"/>
+          <w:rtl/>
+        </w:rPr>
+        <w:t>ی</w:t>
+      </w:r>
+      <w:r>
+        <w:rPr>
+          <w:rFonts w:cs="B Zar"/>
+          <w:rtl/>
+        </w:rPr>
+        <w:t xml:space="preserve"> طراح</w:t>
+      </w:r>
+      <w:r>
+        <w:rPr>
+          <w:rFonts w:cs="B Zar" w:hint="cs"/>
+          <w:rtl/>
+        </w:rPr>
+        <w:t>ی</w:t>
+      </w:r>
+      <w:r>
+        <w:rPr>
+          <w:rFonts w:cs="B Zar"/>
+          <w:rtl/>
+        </w:rPr>
+        <w:t xml:space="preserve"> کن</w:t>
+      </w:r>
+      <w:r>
+        <w:rPr>
+          <w:rFonts w:cs="B Zar" w:hint="cs"/>
+          <w:rtl/>
+        </w:rPr>
+        <w:t>ی</w:t>
+      </w:r>
+      <w:r>
+        <w:rPr>
+          <w:rFonts w:cs="B Zar" w:hint="eastAsia"/>
+          <w:rtl/>
+        </w:rPr>
+        <w:t>د</w:t>
+      </w:r>
+      <w:r>
+        <w:rPr>
+          <w:rFonts w:cs="B Zar"/>
+          <w:rtl/>
+        </w:rPr>
+        <w:t xml:space="preserve"> که در کمتر</w:t>
+      </w:r>
+      <w:r>
+        <w:rPr>
+          <w:rFonts w:cs="B Zar" w:hint="cs"/>
+          <w:rtl/>
+        </w:rPr>
+        <w:t>ی</w:t>
+      </w:r>
+      <w:r>
+        <w:rPr>
+          <w:rFonts w:cs="B Zar" w:hint="eastAsia"/>
+          <w:rtl/>
+        </w:rPr>
+        <w:t>ن</w:t>
+      </w:r>
+      <w:r>
+        <w:rPr>
+          <w:rFonts w:cs="B Zar"/>
+          <w:rtl/>
+        </w:rPr>
+        <w:t xml:space="preserve"> زمان ممکن و با اطم</w:t>
+      </w:r>
+      <w:r>
+        <w:rPr>
+          <w:rFonts w:cs="B Zar" w:hint="cs"/>
+          <w:rtl/>
+        </w:rPr>
+        <w:t>ی</w:t>
+      </w:r>
+      <w:r>
+        <w:rPr>
+          <w:rFonts w:cs="B Zar" w:hint="eastAsia"/>
+          <w:rtl/>
+        </w:rPr>
+        <w:t>نان</w:t>
+      </w:r>
+      <w:r>
+        <w:rPr>
+          <w:rFonts w:cs="B Zar"/>
+          <w:rtl/>
+        </w:rPr>
+        <w:t xml:space="preserve"> کامل، صحت پ</w:t>
+      </w:r>
+      <w:r>
+        <w:rPr>
+          <w:rFonts w:cs="B Zar" w:hint="cs"/>
+          <w:rtl/>
+        </w:rPr>
+        <w:t>ی</w:t>
+      </w:r>
+      <w:r>
+        <w:rPr>
+          <w:rFonts w:cs="B Zar" w:hint="eastAsia"/>
+          <w:rtl/>
+        </w:rPr>
+        <w:t>ام‌ها</w:t>
+      </w:r>
+      <w:r>
+        <w:rPr>
+          <w:rFonts w:cs="B Zar" w:hint="cs"/>
+          <w:rtl/>
+        </w:rPr>
+        <w:t>ی</w:t>
+      </w:r>
+      <w:r>
+        <w:rPr>
+          <w:rFonts w:cs="B Zar"/>
+          <w:rtl/>
+        </w:rPr>
+        <w:t xml:space="preserve"> مخابره شده را تأ</w:t>
+      </w:r>
+      <w:r>
+        <w:rPr>
+          <w:rFonts w:cs="B Zar" w:hint="cs"/>
+          <w:rtl/>
+        </w:rPr>
+        <w:t>یی</w:t>
+      </w:r>
+      <w:r>
+        <w:rPr>
+          <w:rFonts w:cs="B Zar" w:hint="eastAsia"/>
+          <w:rtl/>
+        </w:rPr>
+        <w:t>د</w:t>
+      </w:r>
+      <w:r>
+        <w:rPr>
+          <w:rFonts w:cs="B Zar"/>
+          <w:rtl/>
+        </w:rPr>
+        <w:t xml:space="preserve"> </w:t>
+      </w:r>
+      <w:r>
+        <w:rPr>
+          <w:rFonts w:cs="B Zar" w:hint="cs"/>
+          <w:rtl/>
+        </w:rPr>
+        <w:t>ی</w:t>
+      </w:r>
+      <w:r>
+        <w:rPr>
+          <w:rFonts w:cs="B Zar" w:hint="eastAsia"/>
+          <w:rtl/>
+        </w:rPr>
+        <w:t>ا</w:t>
+      </w:r>
+      <w:r>
+        <w:rPr>
+          <w:rFonts w:cs="B Zar"/>
+          <w:rtl/>
+        </w:rPr>
+        <w:t xml:space="preserve"> رد کند. امن</w:t>
+      </w:r>
+      <w:r>
+        <w:rPr>
+          <w:rFonts w:cs="B Zar" w:hint="cs"/>
+          <w:rtl/>
+        </w:rPr>
+        <w:t>ی</w:t>
+      </w:r>
+      <w:r>
+        <w:rPr>
+          <w:rFonts w:cs="B Zar" w:hint="eastAsia"/>
+          <w:rtl/>
+        </w:rPr>
+        <w:t>ت</w:t>
+      </w:r>
+      <w:r>
+        <w:rPr>
+          <w:rFonts w:cs="B Zar"/>
+          <w:rtl/>
+        </w:rPr>
+        <w:t xml:space="preserve"> عمل</w:t>
+      </w:r>
+      <w:r>
+        <w:rPr>
+          <w:rFonts w:cs="B Zar" w:hint="cs"/>
+          <w:rtl/>
+        </w:rPr>
+        <w:t>ی</w:t>
+      </w:r>
+      <w:r>
+        <w:rPr>
+          <w:rFonts w:cs="B Zar" w:hint="eastAsia"/>
+          <w:rtl/>
+        </w:rPr>
+        <w:t>ات</w:t>
+      </w:r>
+      <w:r>
+        <w:rPr>
+          <w:rFonts w:cs="B Zar"/>
+          <w:rtl/>
+        </w:rPr>
+        <w:t xml:space="preserve"> و جان مأموران به دقت شما بستگ</w:t>
+      </w:r>
+      <w:r>
+        <w:rPr>
+          <w:rFonts w:cs="B Zar" w:hint="cs"/>
+          <w:rtl/>
+        </w:rPr>
+        <w:t>ی</w:t>
+      </w:r>
+      <w:r>
+        <w:rPr>
+          <w:rFonts w:cs="B Zar"/>
+          <w:rtl/>
+        </w:rPr>
+        <w:t xml:space="preserve"> دارد.</w:t>
+      </w:r>
     </w:p>
     <w:sectPr>
       <w:pgSz w:w="11906" w:h="16838"/>
@@ -449,6 +3179,100 @@
     </w:sectPr>
   </w:body>
 </w:document>
+</file>
+
+<file path=word/numbering.xml><?xml version="1.0" encoding="utf-8"?>
+<w:numbering xmlns:wpc="http://schemas.microsoft.com/office/word/2010/wordprocessingCanvas" xmlns:cx="http://schemas.microsoft.com/office/drawing/2014/chartex" xmlns:cx1="http://schemas.microsoft.com/office/drawing/2015/9/8/chartex" xmlns:mc="http://schemas.openxmlformats.org/markup-compatibility/2006" xmlns:o="urn:schemas-microsoft-com:office:office" xmlns:r="http://schemas.openxmlformats.org/officeDocument/2006/relationships" xmlns:m="http://schemas.openxmlformats.org/officeDocument/2006/math" xmlns:v="urn:schemas-microsoft-com:vml" xmlns:wp14="http://schemas.microsoft.com/office/word/2010/wordprocessingDrawing" xmlns:wp="http://schemas.openxmlformats.org/drawingml/2006/wordprocessingDrawing" xmlns:w10="urn:schemas-microsoft-com:office:word" xmlns:w="http://schemas.openxmlformats.org/wordprocessingml/2006/main" xmlns:w14="http://schemas.microsoft.com/office/word/2010/wordml" xmlns:w15="http://schemas.microsoft.com/office/word/2012/wordml" xmlns:w16se="http://schemas.microsoft.com/office/word/2015/wordml/symex" xmlns:wpg="http://schemas.microsoft.com/office/word/2010/wordprocessingGroup" xmlns:wpi="http://schemas.microsoft.com/office/word/2010/wordprocessingInk" xmlns:wne="http://schemas.microsoft.com/office/word/2006/wordml" xmlns:wps="http://schemas.microsoft.com/office/word/2010/wordprocessingShape" mc:Ignorable="w14 w15 w16se wp14">
+  <w:abstractNum w:abstractNumId="0" w15:restartNumberingAfterBreak="0">
+    <w:nsid w:val="5AD266E9"/>
+    <w:multiLevelType w:val="hybridMultilevel"/>
+    <w:tmpl w:val="6DAE2B6A"/>
+    <w:lvl w:ilvl="0" w:tplc="0409000F">
+      <w:start w:val="1"/>
+      <w:numFmt w:val="decimal"/>
+      <w:lvlText w:val="%1."/>
+      <w:lvlJc w:val="left"/>
+      <w:pPr>
+        <w:ind w:left="720" w:hanging="360"/>
+      </w:pPr>
+    </w:lvl>
+    <w:lvl w:ilvl="1" w:tplc="04090019" w:tentative="1">
+      <w:start w:val="1"/>
+      <w:numFmt w:val="lowerLetter"/>
+      <w:lvlText w:val="%2."/>
+      <w:lvlJc w:val="left"/>
+      <w:pPr>
+        <w:ind w:left="1440" w:hanging="360"/>
+      </w:pPr>
+    </w:lvl>
+    <w:lvl w:ilvl="2" w:tplc="0409001B" w:tentative="1">
+      <w:start w:val="1"/>
+      <w:numFmt w:val="lowerRoman"/>
+      <w:lvlText w:val="%3."/>
+      <w:lvlJc w:val="right"/>
+      <w:pPr>
+        <w:ind w:left="2160" w:hanging="180"/>
+      </w:pPr>
+    </w:lvl>
+    <w:lvl w:ilvl="3" w:tplc="0409000F" w:tentative="1">
+      <w:start w:val="1"/>
+      <w:numFmt w:val="decimal"/>
+      <w:lvlText w:val="%4."/>
+      <w:lvlJc w:val="left"/>
+      <w:pPr>
+        <w:ind w:left="2880" w:hanging="360"/>
+      </w:pPr>
+    </w:lvl>
+    <w:lvl w:ilvl="4" w:tplc="04090019" w:tentative="1">
+      <w:start w:val="1"/>
+      <w:numFmt w:val="lowerLetter"/>
+      <w:lvlText w:val="%5."/>
+      <w:lvlJc w:val="left"/>
+      <w:pPr>
+        <w:ind w:left="3600" w:hanging="360"/>
+      </w:pPr>
+    </w:lvl>
+    <w:lvl w:ilvl="5" w:tplc="0409001B" w:tentative="1">
+      <w:start w:val="1"/>
+      <w:numFmt w:val="lowerRoman"/>
+      <w:lvlText w:val="%6."/>
+      <w:lvlJc w:val="right"/>
+      <w:pPr>
+        <w:ind w:left="4320" w:hanging="180"/>
+      </w:pPr>
+    </w:lvl>
+    <w:lvl w:ilvl="6" w:tplc="0409000F" w:tentative="1">
+      <w:start w:val="1"/>
+      <w:numFmt w:val="decimal"/>
+      <w:lvlText w:val="%7."/>
+      <w:lvlJc w:val="left"/>
+      <w:pPr>
+        <w:ind w:left="5040" w:hanging="360"/>
+      </w:pPr>
+    </w:lvl>
+    <w:lvl w:ilvl="7" w:tplc="04090019" w:tentative="1">
+      <w:start w:val="1"/>
+      <w:numFmt w:val="lowerLetter"/>
+      <w:lvlText w:val="%8."/>
+      <w:lvlJc w:val="left"/>
+      <w:pPr>
+        <w:ind w:left="5760" w:hanging="360"/>
+      </w:pPr>
+    </w:lvl>
+    <w:lvl w:ilvl="8" w:tplc="0409001B" w:tentative="1">
+      <w:start w:val="1"/>
+      <w:numFmt w:val="lowerRoman"/>
+      <w:lvlText w:val="%9."/>
+      <w:lvlJc w:val="right"/>
+      <w:pPr>
+        <w:ind w:left="6480" w:hanging="180"/>
+      </w:pPr>
+    </w:lvl>
+  </w:abstractNum>
+  <w:num w:numId="1">
+    <w:abstractNumId w:val="0"/>
+  </w:num>
+</w:numbering>
 </file>
 
 <file path=word/styles.xml><?xml version="1.0" encoding="utf-8"?>
@@ -901,6 +3725,17 @@
       <w:rFonts w:ascii="B Zar" w:hAnsi="B Zar" w:cs="B Zar"/>
     </w:rPr>
   </w:style>
+  <w:style w:type="paragraph" w:styleId="ListParagraph">
+    <w:name w:val="List Paragraph"/>
+    <w:basedOn w:val="Normal"/>
+    <w:uiPriority w:val="34"/>
+    <w:qFormat/>
+    <w:rsid w:val="00B07E8F"/>
+    <w:pPr>
+      <w:ind w:left="720"/>
+      <w:contextualSpacing/>
+    </w:pPr>
+  </w:style>
 </w:styles>
 </file>
 
